--- a/Курсач_2026_finish.docx
+++ b/Курсач_2026_finish.docx
@@ -1453,15 +1453,26 @@
         </w:rPr>
         <w:t>26</w:t>
       </w:r>
-      <w:r>
+    </w:p>
+    <w:p>
+      <w:pPr>
+        <w:spacing w:after="0" w:line="240" w:lineRule="auto"/>
+        <w:jc w:val="center"/>
         <w:rPr>
           <w:rFonts w:ascii="Times New Roman" w:hAnsi="Times New Roman" w:cs="Times New Roman"/>
           <w:b/>
           <w:sz w:val="28"/>
           <w:szCs w:val="28"/>
         </w:rPr>
-        <w:br w:type="page"/>
-      </w:r>
+        <w:sectPr>
+          <w:footerReference w:type="default" r:id="rId8"/>
+          <w:pgSz w:w="11906" w:h="16838"/>
+          <w:pgMar w:top="1134" w:right="567" w:bottom="1134" w:left="1134" w:header="709" w:footer="709" w:gutter="0"/>
+          <w:cols w:space="708"/>
+          <w:titlePg/>
+          <w:docGrid w:linePitch="360"/>
+        </w:sectPr>
+      </w:pPr>
     </w:p>
     <w:p>
       <w:pPr>
@@ -2313,6 +2324,13 @@
           <w:szCs w:val="24"/>
           <w:vertAlign w:val="superscript"/>
         </w:rPr>
+        <w:sectPr>
+          <w:pgSz w:w="11906" w:h="16838"/>
+          <w:pgMar w:top="1134" w:right="567" w:bottom="1134" w:left="1134" w:header="709" w:footer="709" w:gutter="0"/>
+          <w:cols w:space="708"/>
+          <w:titlePg/>
+          <w:docGrid w:linePitch="360"/>
+        </w:sectPr>
       </w:pPr>
       <w:r>
         <w:rPr>
@@ -2397,25 +2415,6 @@
           <w:vertAlign w:val="superscript"/>
         </w:rPr>
         <w:t>)</w:t>
-      </w:r>
-    </w:p>
-    <w:p>
-      <w:pPr>
-        <w:spacing w:after="160" w:line="360" w:lineRule="auto"/>
-        <w:rPr>
-          <w:rFonts w:ascii="Times New Roman" w:eastAsiaTheme="majorEastAsia" w:hAnsi="Times New Roman" w:cstheme="majorBidi"/>
-          <w:b/>
-          <w:color w:val="000000" w:themeColor="text1"/>
-          <w:sz w:val="28"/>
-          <w:szCs w:val="32"/>
-          <w:vertAlign w:val="superscript"/>
-        </w:rPr>
-      </w:pPr>
-      <w:r>
-        <w:rPr>
-          <w:vertAlign w:val="superscript"/>
-        </w:rPr>
-        <w:br w:type="page"/>
       </w:r>
     </w:p>
     <w:sdt>
@@ -2656,7 +2655,7 @@
                 <w:sz w:val="28"/>
                 <w:szCs w:val="28"/>
               </w:rPr>
-              <w:t>6</w:t>
+              <w:t>7</w:t>
             </w:r>
             <w:r>
               <w:rPr>
@@ -2753,7 +2752,7 @@
                 <w:sz w:val="28"/>
                 <w:szCs w:val="28"/>
               </w:rPr>
-              <w:t>6</w:t>
+              <w:t>7</w:t>
             </w:r>
             <w:r>
               <w:rPr>
@@ -2850,7 +2849,7 @@
                 <w:sz w:val="28"/>
                 <w:szCs w:val="28"/>
               </w:rPr>
-              <w:t>7</w:t>
+              <w:t>8</w:t>
             </w:r>
             <w:r>
               <w:rPr>
@@ -2947,7 +2946,7 @@
                 <w:sz w:val="28"/>
                 <w:szCs w:val="28"/>
               </w:rPr>
-              <w:t>7</w:t>
+              <w:t>9</w:t>
             </w:r>
             <w:r>
               <w:rPr>
@@ -3044,7 +3043,7 @@
                 <w:sz w:val="28"/>
                 <w:szCs w:val="28"/>
               </w:rPr>
-              <w:t>8</w:t>
+              <w:t>10</w:t>
             </w:r>
             <w:r>
               <w:rPr>
@@ -3141,7 +3140,7 @@
                 <w:sz w:val="28"/>
                 <w:szCs w:val="28"/>
               </w:rPr>
-              <w:t>9</w:t>
+              <w:t>11</w:t>
             </w:r>
             <w:r>
               <w:rPr>
@@ -3238,7 +3237,7 @@
                 <w:sz w:val="28"/>
                 <w:szCs w:val="28"/>
               </w:rPr>
-              <w:t>10</w:t>
+              <w:t>13</w:t>
             </w:r>
             <w:r>
               <w:rPr>
@@ -3335,7 +3334,7 @@
                 <w:sz w:val="28"/>
                 <w:szCs w:val="28"/>
               </w:rPr>
-              <w:t>10</w:t>
+              <w:t>13</w:t>
             </w:r>
             <w:r>
               <w:rPr>
@@ -3432,7 +3431,7 @@
                 <w:sz w:val="28"/>
                 <w:szCs w:val="28"/>
               </w:rPr>
-              <w:t>11</w:t>
+              <w:t>14</w:t>
             </w:r>
             <w:r>
               <w:rPr>
@@ -3529,7 +3528,7 @@
                 <w:sz w:val="28"/>
                 <w:szCs w:val="28"/>
               </w:rPr>
-              <w:t>12</w:t>
+              <w:t>16</w:t>
             </w:r>
             <w:r>
               <w:rPr>
@@ -3626,7 +3625,7 @@
                 <w:sz w:val="28"/>
                 <w:szCs w:val="28"/>
               </w:rPr>
-              <w:t>20</w:t>
+              <w:t>25</w:t>
             </w:r>
             <w:r>
               <w:rPr>
@@ -3723,7 +3722,7 @@
                 <w:sz w:val="28"/>
                 <w:szCs w:val="28"/>
               </w:rPr>
-              <w:t>21</w:t>
+              <w:t>26</w:t>
             </w:r>
             <w:r>
               <w:rPr>
@@ -3820,7 +3819,7 @@
                 <w:sz w:val="28"/>
                 <w:szCs w:val="28"/>
               </w:rPr>
-              <w:t>21</w:t>
+              <w:t>26</w:t>
             </w:r>
             <w:r>
               <w:rPr>
@@ -3917,7 +3916,7 @@
                 <w:sz w:val="28"/>
                 <w:szCs w:val="28"/>
               </w:rPr>
-              <w:t>25</w:t>
+              <w:t>31</w:t>
             </w:r>
             <w:r>
               <w:rPr>
@@ -4014,7 +4013,7 @@
                 <w:sz w:val="28"/>
                 <w:szCs w:val="28"/>
               </w:rPr>
-              <w:t>29</w:t>
+              <w:t>36</w:t>
             </w:r>
             <w:r>
               <w:rPr>
@@ -4111,7 +4110,7 @@
                 <w:sz w:val="28"/>
                 <w:szCs w:val="28"/>
               </w:rPr>
-              <w:t>30</w:t>
+              <w:t>37</w:t>
             </w:r>
             <w:r>
               <w:rPr>
@@ -5715,18 +5714,6 @@
     </w:p>
     <w:p>
       <w:pPr>
-        <w:spacing w:after="160" w:line="360" w:lineRule="auto"/>
-        <w:ind w:firstLine="709"/>
-        <w:jc w:val="both"/>
-        <w:rPr>
-          <w:rFonts w:ascii="Times New Roman" w:hAnsi="Times New Roman" w:cs="Times New Roman"/>
-          <w:sz w:val="28"/>
-          <w:szCs w:val="28"/>
-        </w:rPr>
-      </w:pPr>
-    </w:p>
-    <w:p>
-      <w:pPr>
         <w:pStyle w:val="a3"/>
         <w:numPr>
           <w:ilvl w:val="0"/>
@@ -5800,15 +5787,7 @@
           <w:sz w:val="28"/>
           <w:szCs w:val="28"/>
         </w:rPr>
-        <w:t xml:space="preserve"> </w:t>
-      </w:r>
-      <w:r>
-        <w:rPr>
-          <w:rFonts w:ascii="Times New Roman" w:hAnsi="Times New Roman" w:cs="Times New Roman"/>
-          <w:sz w:val="28"/>
-          <w:szCs w:val="28"/>
-        </w:rPr>
-        <w:t xml:space="preserve">- </w:t>
+        <w:t xml:space="preserve"> - </w:t>
       </w:r>
       <w:proofErr w:type="spellStart"/>
       <w:r>
@@ -5861,23 +5840,7 @@
           <w:sz w:val="28"/>
           <w:szCs w:val="28"/>
         </w:rPr>
-        <w:t xml:space="preserve"> </w:t>
-      </w:r>
-      <w:r>
-        <w:rPr>
-          <w:rFonts w:ascii="Times New Roman" w:hAnsi="Times New Roman" w:cs="Times New Roman"/>
-          <w:sz w:val="28"/>
-          <w:szCs w:val="28"/>
-        </w:rPr>
-        <w:t>-</w:t>
-      </w:r>
-      <w:r>
-        <w:rPr>
-          <w:rFonts w:ascii="Times New Roman" w:hAnsi="Times New Roman" w:cs="Times New Roman"/>
-          <w:sz w:val="28"/>
-          <w:szCs w:val="28"/>
-        </w:rPr>
-        <w:t xml:space="preserve"> встраиваемая СУБД, упрощающая развёртывание </w:t>
+        <w:t xml:space="preserve"> - встраиваемая СУБД, упрощающая развёртывание </w:t>
       </w:r>
     </w:p>
     <w:p>
@@ -5912,23 +5875,7 @@
           <w:sz w:val="28"/>
           <w:szCs w:val="28"/>
         </w:rPr>
-        <w:t xml:space="preserve"> </w:t>
-      </w:r>
-      <w:r>
-        <w:rPr>
-          <w:rFonts w:ascii="Times New Roman" w:hAnsi="Times New Roman" w:cs="Times New Roman"/>
-          <w:sz w:val="28"/>
-          <w:szCs w:val="28"/>
-        </w:rPr>
-        <w:t>-</w:t>
-      </w:r>
-      <w:r>
-        <w:rPr>
-          <w:rFonts w:ascii="Times New Roman" w:hAnsi="Times New Roman" w:cs="Times New Roman"/>
-          <w:sz w:val="28"/>
-          <w:szCs w:val="28"/>
-        </w:rPr>
-        <w:t xml:space="preserve"> ORM для работы с базой данных</w:t>
+        <w:t xml:space="preserve"> - ORM для работы с базой данных</w:t>
       </w:r>
     </w:p>
     <w:p>
@@ -5981,23 +5928,7 @@
           <w:sz w:val="28"/>
           <w:szCs w:val="28"/>
         </w:rPr>
-        <w:t xml:space="preserve"> </w:t>
-      </w:r>
-      <w:r>
-        <w:rPr>
-          <w:rFonts w:ascii="Times New Roman" w:hAnsi="Times New Roman" w:cs="Times New Roman"/>
-          <w:sz w:val="28"/>
-          <w:szCs w:val="28"/>
-        </w:rPr>
-        <w:t>-</w:t>
-      </w:r>
-      <w:r>
-        <w:rPr>
-          <w:rFonts w:ascii="Times New Roman" w:hAnsi="Times New Roman" w:cs="Times New Roman"/>
-          <w:sz w:val="28"/>
-          <w:szCs w:val="28"/>
-        </w:rPr>
-        <w:t xml:space="preserve"> система контроля версий и облачный репозиторий</w:t>
+        <w:t xml:space="preserve"> - система контроля версий и облачный репозиторий</w:t>
       </w:r>
     </w:p>
     <w:p>
@@ -6032,23 +5963,7 @@
           <w:sz w:val="28"/>
           <w:szCs w:val="28"/>
         </w:rPr>
-        <w:t xml:space="preserve"> </w:t>
-      </w:r>
-      <w:r>
-        <w:rPr>
-          <w:rFonts w:ascii="Times New Roman" w:hAnsi="Times New Roman" w:cs="Times New Roman"/>
-          <w:sz w:val="28"/>
-          <w:szCs w:val="28"/>
-        </w:rPr>
-        <w:t>-</w:t>
-      </w:r>
-      <w:r>
-        <w:rPr>
-          <w:rFonts w:ascii="Times New Roman" w:hAnsi="Times New Roman" w:cs="Times New Roman"/>
-          <w:sz w:val="28"/>
-          <w:szCs w:val="28"/>
-        </w:rPr>
-        <w:t xml:space="preserve"> библиотека для хэширования паролей</w:t>
+        <w:t xml:space="preserve"> - библиотека для хэширования паролей</w:t>
       </w:r>
     </w:p>
     <w:p>
@@ -6073,7 +5988,6 @@
           <w:sz w:val="28"/>
           <w:szCs w:val="28"/>
         </w:rPr>
-        <w:lastRenderedPageBreak/>
         <w:t xml:space="preserve">HTML/CSS, </w:t>
       </w:r>
       <w:proofErr w:type="spellStart"/>
@@ -6110,23 +6024,7 @@
           <w:sz w:val="28"/>
           <w:szCs w:val="28"/>
         </w:rPr>
-        <w:t xml:space="preserve"> </w:t>
-      </w:r>
-      <w:r>
-        <w:rPr>
-          <w:rFonts w:ascii="Times New Roman" w:hAnsi="Times New Roman" w:cs="Times New Roman"/>
-          <w:sz w:val="28"/>
-          <w:szCs w:val="28"/>
-        </w:rPr>
-        <w:t xml:space="preserve">- </w:t>
-      </w:r>
-      <w:r>
-        <w:rPr>
-          <w:rFonts w:ascii="Times New Roman" w:hAnsi="Times New Roman" w:cs="Times New Roman"/>
-          <w:sz w:val="28"/>
-          <w:szCs w:val="28"/>
-        </w:rPr>
-        <w:t>создание пользовательского интерфейса</w:t>
+        <w:t xml:space="preserve"> - создание пользовательского интерфейса</w:t>
       </w:r>
     </w:p>
     <w:p>
@@ -8365,354 +8263,6 @@
             <wp:extent cx="5580000" cy="2734232"/>
             <wp:effectExtent l="0" t="0" r="1905" b="9525"/>
             <wp:docPr id="1" name="Рисунок 1"/>
-            <wp:cNvGraphicFramePr>
-              <a:graphicFrameLocks xmlns:a="http://schemas.openxmlformats.org/drawingml/2006/main" noChangeAspect="1"/>
-            </wp:cNvGraphicFramePr>
-            <a:graphic xmlns:a="http://schemas.openxmlformats.org/drawingml/2006/main">
-              <a:graphicData uri="http://schemas.openxmlformats.org/drawingml/2006/picture">
-                <pic:pic xmlns:pic="http://schemas.openxmlformats.org/drawingml/2006/picture">
-                  <pic:nvPicPr>
-                    <pic:cNvPr id="1" name=""/>
-                    <pic:cNvPicPr/>
-                  </pic:nvPicPr>
-                  <pic:blipFill>
-                    <a:blip r:embed="rId6"/>
-                    <a:stretch>
-                      <a:fillRect/>
-                    </a:stretch>
-                  </pic:blipFill>
-                  <pic:spPr>
-                    <a:xfrm>
-                      <a:off x="0" y="0"/>
-                      <a:ext cx="5580000" cy="2734232"/>
-                    </a:xfrm>
-                    <a:prstGeom prst="rect">
-                      <a:avLst/>
-                    </a:prstGeom>
-                  </pic:spPr>
-                </pic:pic>
-              </a:graphicData>
-            </a:graphic>
-          </wp:inline>
-        </w:drawing>
-      </w:r>
-    </w:p>
-    <w:p>
-      <w:pPr>
-        <w:spacing w:after="160" w:line="360" w:lineRule="auto"/>
-        <w:ind w:firstLine="709"/>
-        <w:jc w:val="center"/>
-        <w:rPr>
-          <w:rFonts w:ascii="Times New Roman" w:hAnsi="Times New Roman" w:cs="Times New Roman"/>
-          <w:sz w:val="28"/>
-          <w:szCs w:val="28"/>
-        </w:rPr>
-      </w:pPr>
-      <w:r>
-        <w:rPr>
-          <w:rFonts w:ascii="Times New Roman" w:hAnsi="Times New Roman" w:cs="Times New Roman"/>
-          <w:sz w:val="28"/>
-          <w:szCs w:val="28"/>
-        </w:rPr>
-        <w:t>Рисунок 1 – Главная страница поступления с выбором уровня образования</w:t>
-      </w:r>
-    </w:p>
-    <w:p>
-      <w:pPr>
-        <w:spacing w:after="160" w:line="360" w:lineRule="auto"/>
-        <w:ind w:firstLine="709"/>
-        <w:jc w:val="both"/>
-        <w:rPr>
-          <w:rFonts w:ascii="Times New Roman" w:hAnsi="Times New Roman" w:cs="Times New Roman"/>
-          <w:sz w:val="28"/>
-          <w:szCs w:val="28"/>
-        </w:rPr>
-      </w:pPr>
-    </w:p>
-    <w:p>
-      <w:pPr>
-        <w:spacing w:after="160" w:line="360" w:lineRule="auto"/>
-        <w:ind w:firstLine="709"/>
-        <w:jc w:val="both"/>
-        <w:rPr>
-          <w:rFonts w:ascii="Times New Roman" w:hAnsi="Times New Roman" w:cs="Times New Roman"/>
-          <w:sz w:val="28"/>
-          <w:szCs w:val="28"/>
-        </w:rPr>
-      </w:pPr>
-      <w:r>
-        <w:rPr>
-          <w:rFonts w:ascii="Times New Roman" w:hAnsi="Times New Roman" w:cs="Times New Roman"/>
-          <w:sz w:val="28"/>
-          <w:szCs w:val="28"/>
-        </w:rPr>
-        <w:t>2. Страница специальностей – список специальностей с фильтрацией, карточки с кодом, названием, факультетом, сроком, формой, стоимостью.</w:t>
-      </w:r>
-      <w:r>
-        <w:rPr>
-          <w:rFonts w:ascii="Times New Roman" w:hAnsi="Times New Roman" w:cs="Times New Roman"/>
-          <w:sz w:val="28"/>
-          <w:szCs w:val="28"/>
-        </w:rPr>
-        <w:t xml:space="preserve"> (</w:t>
-      </w:r>
-      <w:r>
-        <w:rPr>
-          <w:rFonts w:ascii="Times New Roman" w:hAnsi="Times New Roman" w:cs="Times New Roman"/>
-          <w:sz w:val="28"/>
-          <w:szCs w:val="28"/>
-        </w:rPr>
-        <w:t xml:space="preserve">Рисунок </w:t>
-      </w:r>
-      <w:r>
-        <w:rPr>
-          <w:rFonts w:ascii="Times New Roman" w:hAnsi="Times New Roman" w:cs="Times New Roman"/>
-          <w:sz w:val="28"/>
-          <w:szCs w:val="28"/>
-        </w:rPr>
-        <w:t>2)</w:t>
-      </w:r>
-    </w:p>
-    <w:p>
-      <w:pPr>
-        <w:spacing w:after="160" w:line="360" w:lineRule="auto"/>
-        <w:ind w:firstLine="709"/>
-        <w:jc w:val="both"/>
-        <w:rPr>
-          <w:rFonts w:ascii="Times New Roman" w:hAnsi="Times New Roman" w:cs="Times New Roman"/>
-          <w:sz w:val="28"/>
-          <w:szCs w:val="28"/>
-        </w:rPr>
-      </w:pPr>
-    </w:p>
-    <w:p>
-      <w:pPr>
-        <w:spacing w:after="160" w:line="360" w:lineRule="auto"/>
-        <w:ind w:firstLine="709"/>
-        <w:jc w:val="center"/>
-        <w:rPr>
-          <w:rFonts w:ascii="Times New Roman" w:hAnsi="Times New Roman" w:cs="Times New Roman"/>
-          <w:sz w:val="28"/>
-          <w:szCs w:val="28"/>
-        </w:rPr>
-      </w:pPr>
-      <w:r>
-        <w:rPr>
-          <w:rFonts w:ascii="Times New Roman" w:hAnsi="Times New Roman" w:cs="Times New Roman"/>
-          <w:noProof/>
-          <w:sz w:val="28"/>
-          <w:szCs w:val="28"/>
-        </w:rPr>
-        <w:drawing>
-          <wp:inline distT="0" distB="0" distL="0" distR="0" wp14:anchorId="3864AAED" wp14:editId="63A0A369">
-            <wp:extent cx="5580000" cy="2789702"/>
-            <wp:effectExtent l="0" t="0" r="1905" b="0"/>
-            <wp:docPr id="2" name="Рисунок 2"/>
-            <wp:cNvGraphicFramePr>
-              <a:graphicFrameLocks xmlns:a="http://schemas.openxmlformats.org/drawingml/2006/main" noChangeAspect="1"/>
-            </wp:cNvGraphicFramePr>
-            <a:graphic xmlns:a="http://schemas.openxmlformats.org/drawingml/2006/main">
-              <a:graphicData uri="http://schemas.openxmlformats.org/drawingml/2006/picture">
-                <pic:pic xmlns:pic="http://schemas.openxmlformats.org/drawingml/2006/picture">
-                  <pic:nvPicPr>
-                    <pic:cNvPr id="1" name=""/>
-                    <pic:cNvPicPr/>
-                  </pic:nvPicPr>
-                  <pic:blipFill>
-                    <a:blip r:embed="rId7"/>
-                    <a:stretch>
-                      <a:fillRect/>
-                    </a:stretch>
-                  </pic:blipFill>
-                  <pic:spPr>
-                    <a:xfrm>
-                      <a:off x="0" y="0"/>
-                      <a:ext cx="5580000" cy="2789702"/>
-                    </a:xfrm>
-                    <a:prstGeom prst="rect">
-                      <a:avLst/>
-                    </a:prstGeom>
-                  </pic:spPr>
-                </pic:pic>
-              </a:graphicData>
-            </a:graphic>
-          </wp:inline>
-        </w:drawing>
-      </w:r>
-    </w:p>
-    <w:p>
-      <w:pPr>
-        <w:spacing w:after="160" w:line="360" w:lineRule="auto"/>
-        <w:ind w:firstLine="709"/>
-        <w:jc w:val="center"/>
-        <w:rPr>
-          <w:rFonts w:ascii="Times New Roman" w:hAnsi="Times New Roman" w:cs="Times New Roman"/>
-          <w:sz w:val="28"/>
-          <w:szCs w:val="28"/>
-        </w:rPr>
-      </w:pPr>
-      <w:r>
-        <w:rPr>
-          <w:rFonts w:ascii="Times New Roman" w:hAnsi="Times New Roman" w:cs="Times New Roman"/>
-          <w:sz w:val="28"/>
-          <w:szCs w:val="28"/>
-        </w:rPr>
-        <w:t>Рисунок 2 – Страница списка специальностей с карточками</w:t>
-      </w:r>
-    </w:p>
-    <w:p>
-      <w:pPr>
-        <w:spacing w:after="160" w:line="360" w:lineRule="auto"/>
-        <w:ind w:firstLine="709"/>
-        <w:jc w:val="both"/>
-        <w:rPr>
-          <w:rFonts w:ascii="Times New Roman" w:hAnsi="Times New Roman" w:cs="Times New Roman"/>
-          <w:sz w:val="28"/>
-          <w:szCs w:val="28"/>
-        </w:rPr>
-      </w:pPr>
-    </w:p>
-    <w:p>
-      <w:pPr>
-        <w:spacing w:after="160" w:line="360" w:lineRule="auto"/>
-        <w:ind w:firstLine="709"/>
-        <w:jc w:val="center"/>
-        <w:rPr>
-          <w:rFonts w:ascii="Times New Roman" w:hAnsi="Times New Roman" w:cs="Times New Roman"/>
-          <w:sz w:val="28"/>
-          <w:szCs w:val="28"/>
-        </w:rPr>
-      </w:pPr>
-      <w:r>
-        <w:rPr>
-          <w:rFonts w:ascii="Times New Roman" w:hAnsi="Times New Roman" w:cs="Times New Roman"/>
-          <w:sz w:val="28"/>
-          <w:szCs w:val="28"/>
-        </w:rPr>
-        <w:t xml:space="preserve">3. Детальная страница специальности – </w:t>
-      </w:r>
-      <w:proofErr w:type="spellStart"/>
-      <w:r>
-        <w:rPr>
-          <w:rFonts w:ascii="Times New Roman" w:hAnsi="Times New Roman" w:cs="Times New Roman"/>
-          <w:sz w:val="28"/>
-          <w:szCs w:val="28"/>
-        </w:rPr>
-        <w:t>hero</w:t>
-      </w:r>
-      <w:proofErr w:type="spellEnd"/>
-      <w:r>
-        <w:rPr>
-          <w:rFonts w:ascii="Times New Roman" w:hAnsi="Times New Roman" w:cs="Times New Roman"/>
-          <w:sz w:val="28"/>
-          <w:szCs w:val="28"/>
-        </w:rPr>
-        <w:t xml:space="preserve">-блок, две колонки: основная информация (квалификация, срок, бюджетные/платные места, вступительные </w:t>
-      </w:r>
-      <w:r>
-        <w:rPr>
-          <w:rFonts w:ascii="Times New Roman" w:hAnsi="Times New Roman" w:cs="Times New Roman"/>
-          <w:sz w:val="28"/>
-          <w:szCs w:val="28"/>
-        </w:rPr>
-        <w:lastRenderedPageBreak/>
-        <w:t>испытания, дисциплины, компетенции, трудоустройство) и боковая (сроки, руководитель программы, диплом, контакты).</w:t>
-      </w:r>
-      <w:r>
-        <w:rPr>
-          <w:rFonts w:ascii="Times New Roman" w:hAnsi="Times New Roman" w:cs="Times New Roman"/>
-          <w:sz w:val="28"/>
-          <w:szCs w:val="28"/>
-        </w:rPr>
-        <w:t xml:space="preserve"> (</w:t>
-      </w:r>
-      <w:r>
-        <w:rPr>
-          <w:rFonts w:ascii="Times New Roman" w:hAnsi="Times New Roman" w:cs="Times New Roman"/>
-          <w:sz w:val="28"/>
-          <w:szCs w:val="28"/>
-        </w:rPr>
-        <w:t>Рисун</w:t>
-      </w:r>
-      <w:r>
-        <w:rPr>
-          <w:rFonts w:ascii="Times New Roman" w:hAnsi="Times New Roman" w:cs="Times New Roman"/>
-          <w:sz w:val="28"/>
-          <w:szCs w:val="28"/>
-        </w:rPr>
-        <w:t>ки</w:t>
-      </w:r>
-      <w:r>
-        <w:rPr>
-          <w:rFonts w:ascii="Times New Roman" w:hAnsi="Times New Roman" w:cs="Times New Roman"/>
-          <w:sz w:val="28"/>
-          <w:szCs w:val="28"/>
-        </w:rPr>
-        <w:t xml:space="preserve"> </w:t>
-      </w:r>
-      <w:r>
-        <w:rPr>
-          <w:rFonts w:ascii="Times New Roman" w:hAnsi="Times New Roman" w:cs="Times New Roman"/>
-          <w:sz w:val="28"/>
-          <w:szCs w:val="28"/>
-        </w:rPr>
-        <w:t>3-5)</w:t>
-      </w:r>
-      <w:r>
-        <w:rPr>
-          <w:rFonts w:ascii="Times New Roman" w:hAnsi="Times New Roman" w:cs="Times New Roman"/>
-          <w:noProof/>
-          <w:sz w:val="28"/>
-          <w:szCs w:val="28"/>
-        </w:rPr>
-        <w:drawing>
-          <wp:inline distT="0" distB="0" distL="0" distR="0" wp14:anchorId="54A09706" wp14:editId="162FC162">
-            <wp:extent cx="5580000" cy="2792684"/>
-            <wp:effectExtent l="0" t="0" r="1905" b="8255"/>
-            <wp:docPr id="3" name="Рисунок 3"/>
-            <wp:cNvGraphicFramePr>
-              <a:graphicFrameLocks xmlns:a="http://schemas.openxmlformats.org/drawingml/2006/main" noChangeAspect="1"/>
-            </wp:cNvGraphicFramePr>
-            <a:graphic xmlns:a="http://schemas.openxmlformats.org/drawingml/2006/main">
-              <a:graphicData uri="http://schemas.openxmlformats.org/drawingml/2006/picture">
-                <pic:pic xmlns:pic="http://schemas.openxmlformats.org/drawingml/2006/picture">
-                  <pic:nvPicPr>
-                    <pic:cNvPr id="1" name=""/>
-                    <pic:cNvPicPr/>
-                  </pic:nvPicPr>
-                  <pic:blipFill>
-                    <a:blip r:embed="rId8"/>
-                    <a:stretch>
-                      <a:fillRect/>
-                    </a:stretch>
-                  </pic:blipFill>
-                  <pic:spPr>
-                    <a:xfrm>
-                      <a:off x="0" y="0"/>
-                      <a:ext cx="5580000" cy="2792684"/>
-                    </a:xfrm>
-                    <a:prstGeom prst="rect">
-                      <a:avLst/>
-                    </a:prstGeom>
-                  </pic:spPr>
-                </pic:pic>
-              </a:graphicData>
-            </a:graphic>
-          </wp:inline>
-        </w:drawing>
-      </w:r>
-      <w:r>
-        <w:rPr>
-          <w:rFonts w:ascii="Times New Roman" w:hAnsi="Times New Roman" w:cs="Times New Roman"/>
-          <w:noProof/>
-          <w:sz w:val="28"/>
-          <w:szCs w:val="28"/>
-        </w:rPr>
-        <w:drawing>
-          <wp:inline distT="0" distB="0" distL="0" distR="0" wp14:anchorId="2642E7CA" wp14:editId="5F140CBD">
-            <wp:extent cx="5580000" cy="2788509"/>
-            <wp:effectExtent l="0" t="0" r="1905" b="0"/>
-            <wp:docPr id="4" name="Рисунок 4"/>
             <wp:cNvGraphicFramePr>
               <a:graphicFrameLocks xmlns:a="http://schemas.openxmlformats.org/drawingml/2006/main" noChangeAspect="1"/>
             </wp:cNvGraphicFramePr>
@@ -8732,7 +8282,7 @@
                   <pic:spPr>
                     <a:xfrm>
                       <a:off x="0" y="0"/>
-                      <a:ext cx="5580000" cy="2788509"/>
+                      <a:ext cx="5580000" cy="2734232"/>
                     </a:xfrm>
                     <a:prstGeom prst="rect">
                       <a:avLst/>
@@ -8744,16 +8294,118 @@
           </wp:inline>
         </w:drawing>
       </w:r>
-      <w:r>
-        <w:rPr>
+    </w:p>
+    <w:p>
+      <w:pPr>
+        <w:spacing w:after="160" w:line="360" w:lineRule="auto"/>
+        <w:ind w:firstLine="709"/>
+        <w:jc w:val="center"/>
+        <w:rPr>
+          <w:rFonts w:ascii="Times New Roman" w:hAnsi="Times New Roman" w:cs="Times New Roman"/>
+          <w:sz w:val="28"/>
+          <w:szCs w:val="28"/>
+        </w:rPr>
+      </w:pPr>
+      <w:r>
+        <w:rPr>
+          <w:rFonts w:ascii="Times New Roman" w:hAnsi="Times New Roman" w:cs="Times New Roman"/>
+          <w:sz w:val="28"/>
+          <w:szCs w:val="28"/>
+        </w:rPr>
+        <w:t>Рисунок 1 – Главная страница поступления с выбором уровня образования</w:t>
+      </w:r>
+    </w:p>
+    <w:p>
+      <w:pPr>
+        <w:spacing w:after="160" w:line="360" w:lineRule="auto"/>
+        <w:ind w:firstLine="709"/>
+        <w:jc w:val="both"/>
+        <w:rPr>
+          <w:rFonts w:ascii="Times New Roman" w:hAnsi="Times New Roman" w:cs="Times New Roman"/>
+          <w:sz w:val="28"/>
+          <w:szCs w:val="28"/>
+        </w:rPr>
+      </w:pPr>
+    </w:p>
+    <w:p>
+      <w:pPr>
+        <w:spacing w:after="160" w:line="360" w:lineRule="auto"/>
+        <w:ind w:firstLine="709"/>
+        <w:jc w:val="both"/>
+        <w:rPr>
+          <w:rFonts w:ascii="Times New Roman" w:hAnsi="Times New Roman" w:cs="Times New Roman"/>
+          <w:sz w:val="28"/>
+          <w:szCs w:val="28"/>
+        </w:rPr>
+      </w:pPr>
+      <w:r>
+        <w:rPr>
+          <w:rFonts w:ascii="Times New Roman" w:hAnsi="Times New Roman" w:cs="Times New Roman"/>
+          <w:sz w:val="28"/>
+          <w:szCs w:val="28"/>
+        </w:rPr>
+        <w:t>2. Страница специальностей – список специальностей с фильтрацией, карточки с кодом, названием, факультетом, сроком, формой, стоимостью.</w:t>
+      </w:r>
+      <w:r>
+        <w:rPr>
+          <w:rFonts w:ascii="Times New Roman" w:hAnsi="Times New Roman" w:cs="Times New Roman"/>
+          <w:sz w:val="28"/>
+          <w:szCs w:val="28"/>
+        </w:rPr>
+        <w:t xml:space="preserve"> (</w:t>
+      </w:r>
+      <w:r>
+        <w:rPr>
+          <w:rFonts w:ascii="Times New Roman" w:hAnsi="Times New Roman" w:cs="Times New Roman"/>
+          <w:sz w:val="28"/>
+          <w:szCs w:val="28"/>
+        </w:rPr>
+        <w:t xml:space="preserve">Рисунок </w:t>
+      </w:r>
+      <w:r>
+        <w:rPr>
+          <w:rFonts w:ascii="Times New Roman" w:hAnsi="Times New Roman" w:cs="Times New Roman"/>
+          <w:sz w:val="28"/>
+          <w:szCs w:val="28"/>
+        </w:rPr>
+        <w:t>2)</w:t>
+      </w:r>
+    </w:p>
+    <w:p>
+      <w:pPr>
+        <w:spacing w:after="160" w:line="360" w:lineRule="auto"/>
+        <w:ind w:firstLine="709"/>
+        <w:jc w:val="both"/>
+        <w:rPr>
+          <w:rFonts w:ascii="Times New Roman" w:hAnsi="Times New Roman" w:cs="Times New Roman"/>
+          <w:sz w:val="28"/>
+          <w:szCs w:val="28"/>
+        </w:rPr>
+      </w:pPr>
+    </w:p>
+    <w:p>
+      <w:pPr>
+        <w:spacing w:after="160" w:line="360" w:lineRule="auto"/>
+        <w:ind w:firstLine="709"/>
+        <w:jc w:val="center"/>
+        <w:rPr>
+          <w:rFonts w:ascii="Times New Roman" w:hAnsi="Times New Roman" w:cs="Times New Roman"/>
+          <w:sz w:val="28"/>
+          <w:szCs w:val="28"/>
+        </w:rPr>
+      </w:pPr>
+      <w:r>
+        <w:rPr>
+          <w:rFonts w:ascii="Times New Roman" w:hAnsi="Times New Roman" w:cs="Times New Roman"/>
           <w:noProof/>
-          <w:lang w:val="en-US"/>
+          <w:sz w:val="28"/>
+          <w:szCs w:val="28"/>
         </w:rPr>
         <w:drawing>
-          <wp:inline distT="0" distB="0" distL="0" distR="0" wp14:anchorId="0B241EB9" wp14:editId="61A0311F">
-            <wp:extent cx="5580000" cy="2788509"/>
+          <wp:inline distT="0" distB="0" distL="0" distR="0" wp14:anchorId="3864AAED" wp14:editId="63A0A369">
+            <wp:extent cx="5580000" cy="2789702"/>
             <wp:effectExtent l="0" t="0" r="1905" b="0"/>
-            <wp:docPr id="5" name="Рисунок 5"/>
+            <wp:docPr id="2" name="Рисунок 2"/>
             <wp:cNvGraphicFramePr>
               <a:graphicFrameLocks xmlns:a="http://schemas.openxmlformats.org/drawingml/2006/main" noChangeAspect="1"/>
             </wp:cNvGraphicFramePr>
@@ -8773,7 +8425,7 @@
                   <pic:spPr>
                     <a:xfrm>
                       <a:off x="0" y="0"/>
-                      <a:ext cx="5580000" cy="2788509"/>
+                      <a:ext cx="5580000" cy="2789702"/>
                     </a:xfrm>
                     <a:prstGeom prst="rect">
                       <a:avLst/>
@@ -8803,7 +8455,73 @@
           <w:sz w:val="28"/>
           <w:szCs w:val="28"/>
         </w:rPr>
+        <w:t>Рисунок 2 – Страница списка специальностей с карточками</w:t>
+      </w:r>
+    </w:p>
+    <w:p>
+      <w:pPr>
+        <w:spacing w:after="160" w:line="360" w:lineRule="auto"/>
+        <w:ind w:firstLine="709"/>
+        <w:jc w:val="both"/>
+        <w:rPr>
+          <w:rFonts w:ascii="Times New Roman" w:hAnsi="Times New Roman" w:cs="Times New Roman"/>
+          <w:sz w:val="28"/>
+          <w:szCs w:val="28"/>
+        </w:rPr>
+      </w:pPr>
+    </w:p>
+    <w:p>
+      <w:pPr>
+        <w:spacing w:after="160" w:line="360" w:lineRule="auto"/>
+        <w:ind w:firstLine="709"/>
+        <w:jc w:val="center"/>
+        <w:rPr>
+          <w:rFonts w:ascii="Times New Roman" w:hAnsi="Times New Roman" w:cs="Times New Roman"/>
+          <w:sz w:val="28"/>
+          <w:szCs w:val="28"/>
+        </w:rPr>
+      </w:pPr>
+      <w:r>
+        <w:rPr>
+          <w:rFonts w:ascii="Times New Roman" w:hAnsi="Times New Roman" w:cs="Times New Roman"/>
+          <w:sz w:val="28"/>
+          <w:szCs w:val="28"/>
+        </w:rPr>
         <w:lastRenderedPageBreak/>
+        <w:t xml:space="preserve">3. Детальная страница специальности – </w:t>
+      </w:r>
+      <w:proofErr w:type="spellStart"/>
+      <w:r>
+        <w:rPr>
+          <w:rFonts w:ascii="Times New Roman" w:hAnsi="Times New Roman" w:cs="Times New Roman"/>
+          <w:sz w:val="28"/>
+          <w:szCs w:val="28"/>
+        </w:rPr>
+        <w:t>hero</w:t>
+      </w:r>
+      <w:proofErr w:type="spellEnd"/>
+      <w:r>
+        <w:rPr>
+          <w:rFonts w:ascii="Times New Roman" w:hAnsi="Times New Roman" w:cs="Times New Roman"/>
+          <w:sz w:val="28"/>
+          <w:szCs w:val="28"/>
+        </w:rPr>
+        <w:t>-блок, две колонки: основная информация (квалификация, срок, бюджетные/платные места, вступительные испытания, дисциплины, компетенции, трудоустройство) и боковая (сроки, руководитель программы, диплом, контакты).</w:t>
+      </w:r>
+      <w:r>
+        <w:rPr>
+          <w:rFonts w:ascii="Times New Roman" w:hAnsi="Times New Roman" w:cs="Times New Roman"/>
+          <w:sz w:val="28"/>
+          <w:szCs w:val="28"/>
+        </w:rPr>
+        <w:t xml:space="preserve"> (</w:t>
+      </w:r>
+      <w:r>
+        <w:rPr>
+          <w:rFonts w:ascii="Times New Roman" w:hAnsi="Times New Roman" w:cs="Times New Roman"/>
+          <w:sz w:val="28"/>
+          <w:szCs w:val="28"/>
+        </w:rPr>
         <w:t>Рисун</w:t>
       </w:r>
       <w:r>
@@ -8820,104 +8538,16 @@
           <w:sz w:val="28"/>
           <w:szCs w:val="28"/>
         </w:rPr>
-        <w:t xml:space="preserve"> 3</w:t>
-      </w:r>
-      <w:r>
-        <w:rPr>
-          <w:rFonts w:ascii="Times New Roman" w:hAnsi="Times New Roman" w:cs="Times New Roman"/>
-          <w:sz w:val="28"/>
-          <w:szCs w:val="28"/>
-        </w:rPr>
-        <w:t>-5</w:t>
-      </w:r>
-      <w:r>
-        <w:rPr>
-          <w:rFonts w:ascii="Times New Roman" w:hAnsi="Times New Roman" w:cs="Times New Roman"/>
-          <w:sz w:val="28"/>
-          <w:szCs w:val="28"/>
-        </w:rPr>
-        <w:t xml:space="preserve"> – Детальная страница специальности с полной информацией</w:t>
-      </w:r>
-    </w:p>
-    <w:p>
-      <w:pPr>
-        <w:spacing w:after="160" w:line="360" w:lineRule="auto"/>
-        <w:ind w:firstLine="709"/>
-        <w:jc w:val="both"/>
-        <w:rPr>
-          <w:rFonts w:ascii="Times New Roman" w:hAnsi="Times New Roman" w:cs="Times New Roman"/>
-          <w:sz w:val="28"/>
-          <w:szCs w:val="28"/>
-        </w:rPr>
-      </w:pPr>
-    </w:p>
-    <w:p>
-      <w:pPr>
-        <w:spacing w:after="160" w:line="360" w:lineRule="auto"/>
-        <w:ind w:firstLine="709"/>
-        <w:jc w:val="both"/>
-        <w:rPr>
-          <w:rFonts w:ascii="Times New Roman" w:hAnsi="Times New Roman" w:cs="Times New Roman"/>
-          <w:sz w:val="28"/>
-          <w:szCs w:val="28"/>
-        </w:rPr>
-      </w:pPr>
-    </w:p>
-    <w:p>
-      <w:pPr>
-        <w:spacing w:after="160" w:line="360" w:lineRule="auto"/>
-        <w:ind w:firstLine="709"/>
-        <w:jc w:val="both"/>
-        <w:rPr>
-          <w:rFonts w:ascii="Times New Roman" w:hAnsi="Times New Roman" w:cs="Times New Roman"/>
-          <w:sz w:val="28"/>
-          <w:szCs w:val="28"/>
-        </w:rPr>
-      </w:pPr>
-      <w:r>
-        <w:rPr>
-          <w:rFonts w:ascii="Times New Roman" w:hAnsi="Times New Roman" w:cs="Times New Roman"/>
-          <w:sz w:val="28"/>
-          <w:szCs w:val="28"/>
-        </w:rPr>
-        <w:t>4. Форма подачи документов – разделы: паспортные данные, загрузка паспорта, СНИЛС, документа об образовании, дополнительных документов, льгот. Обязательное согласие на обработку данных.</w:t>
-      </w:r>
-      <w:r>
-        <w:rPr>
-          <w:rFonts w:ascii="Times New Roman" w:hAnsi="Times New Roman" w:cs="Times New Roman"/>
-          <w:sz w:val="28"/>
-          <w:szCs w:val="28"/>
-        </w:rPr>
-        <w:t xml:space="preserve"> (</w:t>
-      </w:r>
-      <w:r>
-        <w:rPr>
-          <w:rFonts w:ascii="Times New Roman" w:hAnsi="Times New Roman" w:cs="Times New Roman"/>
-          <w:sz w:val="28"/>
-          <w:szCs w:val="28"/>
-        </w:rPr>
-        <w:t>Рисун</w:t>
-      </w:r>
-      <w:r>
-        <w:rPr>
-          <w:rFonts w:ascii="Times New Roman" w:hAnsi="Times New Roman" w:cs="Times New Roman"/>
-          <w:sz w:val="28"/>
-          <w:szCs w:val="28"/>
-        </w:rPr>
-        <w:t>ки 6-7)</w:t>
-      </w:r>
-    </w:p>
-    <w:p>
-      <w:pPr>
-        <w:spacing w:after="160" w:line="360" w:lineRule="auto"/>
-        <w:ind w:firstLine="709"/>
-        <w:jc w:val="center"/>
-        <w:rPr>
-          <w:rFonts w:ascii="Times New Roman" w:hAnsi="Times New Roman" w:cs="Times New Roman"/>
-          <w:sz w:val="28"/>
-          <w:szCs w:val="28"/>
-        </w:rPr>
-      </w:pPr>
+        <w:t xml:space="preserve"> </w:t>
+      </w:r>
+      <w:r>
+        <w:rPr>
+          <w:rFonts w:ascii="Times New Roman" w:hAnsi="Times New Roman" w:cs="Times New Roman"/>
+          <w:sz w:val="28"/>
+          <w:szCs w:val="28"/>
+        </w:rPr>
+        <w:t>3-5)</w:t>
+      </w:r>
       <w:r>
         <w:rPr>
           <w:rFonts w:ascii="Times New Roman" w:hAnsi="Times New Roman" w:cs="Times New Roman"/>
@@ -8926,10 +8556,10 @@
           <w:szCs w:val="28"/>
         </w:rPr>
         <w:drawing>
-          <wp:inline distT="0" distB="0" distL="0" distR="0" wp14:anchorId="102EAA1F" wp14:editId="71485939">
-            <wp:extent cx="5580000" cy="2786719"/>
-            <wp:effectExtent l="0" t="0" r="1905" b="0"/>
-            <wp:docPr id="6" name="Рисунок 6"/>
+          <wp:inline distT="0" distB="0" distL="0" distR="0" wp14:anchorId="54A09706" wp14:editId="162FC162">
+            <wp:extent cx="5580000" cy="2792684"/>
+            <wp:effectExtent l="0" t="0" r="1905" b="8255"/>
+            <wp:docPr id="3" name="Рисунок 3"/>
             <wp:cNvGraphicFramePr>
               <a:graphicFrameLocks xmlns:a="http://schemas.openxmlformats.org/drawingml/2006/main" noChangeAspect="1"/>
             </wp:cNvGraphicFramePr>
@@ -8949,7 +8579,7 @@
                   <pic:spPr>
                     <a:xfrm>
                       <a:off x="0" y="0"/>
-                      <a:ext cx="5580000" cy="2786719"/>
+                      <a:ext cx="5580000" cy="2792684"/>
                     </a:xfrm>
                     <a:prstGeom prst="rect">
                       <a:avLst/>
@@ -8961,18 +8591,6 @@
           </wp:inline>
         </w:drawing>
       </w:r>
-    </w:p>
-    <w:p>
-      <w:pPr>
-        <w:spacing w:after="160" w:line="360" w:lineRule="auto"/>
-        <w:ind w:firstLine="709"/>
-        <w:jc w:val="center"/>
-        <w:rPr>
-          <w:rFonts w:ascii="Times New Roman" w:hAnsi="Times New Roman" w:cs="Times New Roman"/>
-          <w:sz w:val="28"/>
-          <w:szCs w:val="28"/>
-        </w:rPr>
-      </w:pPr>
       <w:r>
         <w:rPr>
           <w:rFonts w:ascii="Times New Roman" w:hAnsi="Times New Roman" w:cs="Times New Roman"/>
@@ -8980,11 +8598,12 @@
           <w:sz w:val="28"/>
           <w:szCs w:val="28"/>
         </w:rPr>
+        <w:lastRenderedPageBreak/>
         <w:drawing>
-          <wp:inline distT="0" distB="0" distL="0" distR="0" wp14:anchorId="03B0FF0F" wp14:editId="454A77A2">
-            <wp:extent cx="5580000" cy="2780755"/>
-            <wp:effectExtent l="0" t="0" r="1905" b="635"/>
-            <wp:docPr id="7" name="Рисунок 7"/>
+          <wp:inline distT="0" distB="0" distL="0" distR="0" wp14:anchorId="2642E7CA" wp14:editId="5F140CBD">
+            <wp:extent cx="5580000" cy="2788509"/>
+            <wp:effectExtent l="0" t="0" r="1905" b="0"/>
+            <wp:docPr id="4" name="Рисунок 4"/>
             <wp:cNvGraphicFramePr>
               <a:graphicFrameLocks xmlns:a="http://schemas.openxmlformats.org/drawingml/2006/main" noChangeAspect="1"/>
             </wp:cNvGraphicFramePr>
@@ -9004,7 +8623,7 @@
                   <pic:spPr>
                     <a:xfrm>
                       <a:off x="0" y="0"/>
-                      <a:ext cx="5580000" cy="2780755"/>
+                      <a:ext cx="5580000" cy="2788509"/>
                     </a:xfrm>
                     <a:prstGeom prst="rect">
                       <a:avLst/>
@@ -9016,147 +8635,16 @@
           </wp:inline>
         </w:drawing>
       </w:r>
-    </w:p>
-    <w:p>
-      <w:pPr>
-        <w:spacing w:after="160" w:line="360" w:lineRule="auto"/>
-        <w:ind w:firstLine="709"/>
-        <w:jc w:val="center"/>
-        <w:rPr>
-          <w:rFonts w:ascii="Times New Roman" w:hAnsi="Times New Roman" w:cs="Times New Roman"/>
-          <w:sz w:val="28"/>
-          <w:szCs w:val="28"/>
-        </w:rPr>
-      </w:pPr>
-      <w:r>
-        <w:rPr>
-          <w:rFonts w:ascii="Times New Roman" w:hAnsi="Times New Roman" w:cs="Times New Roman"/>
-          <w:sz w:val="28"/>
-          <w:szCs w:val="28"/>
-        </w:rPr>
-        <w:t>Рисун</w:t>
-      </w:r>
-      <w:r>
-        <w:rPr>
-          <w:rFonts w:ascii="Times New Roman" w:hAnsi="Times New Roman" w:cs="Times New Roman"/>
-          <w:sz w:val="28"/>
-          <w:szCs w:val="28"/>
-        </w:rPr>
-        <w:t>ки</w:t>
-      </w:r>
-      <w:r>
-        <w:rPr>
-          <w:rFonts w:ascii="Times New Roman" w:hAnsi="Times New Roman" w:cs="Times New Roman"/>
-          <w:sz w:val="28"/>
-          <w:szCs w:val="28"/>
-        </w:rPr>
-        <w:t xml:space="preserve"> </w:t>
-      </w:r>
-      <w:r>
-        <w:rPr>
-          <w:rFonts w:ascii="Times New Roman" w:hAnsi="Times New Roman" w:cs="Times New Roman"/>
-          <w:sz w:val="28"/>
-          <w:szCs w:val="28"/>
-        </w:rPr>
-        <w:t>6-7</w:t>
-      </w:r>
-      <w:r>
-        <w:rPr>
-          <w:rFonts w:ascii="Times New Roman" w:hAnsi="Times New Roman" w:cs="Times New Roman"/>
-          <w:sz w:val="28"/>
-          <w:szCs w:val="28"/>
-        </w:rPr>
-        <w:t xml:space="preserve"> – Форма подачи документов с разделами и загрузкой файлов</w:t>
-      </w:r>
-    </w:p>
-    <w:p>
-      <w:pPr>
-        <w:spacing w:after="160" w:line="360" w:lineRule="auto"/>
-        <w:ind w:firstLine="709"/>
-        <w:jc w:val="both"/>
-        <w:rPr>
-          <w:rFonts w:ascii="Times New Roman" w:hAnsi="Times New Roman" w:cs="Times New Roman"/>
-          <w:sz w:val="28"/>
-          <w:szCs w:val="28"/>
-        </w:rPr>
-      </w:pPr>
-    </w:p>
-    <w:p>
-      <w:pPr>
-        <w:spacing w:after="160" w:line="360" w:lineRule="auto"/>
-        <w:ind w:firstLine="709"/>
-        <w:jc w:val="both"/>
-        <w:rPr>
-          <w:rFonts w:ascii="Times New Roman" w:hAnsi="Times New Roman" w:cs="Times New Roman"/>
-          <w:sz w:val="28"/>
-          <w:szCs w:val="28"/>
-        </w:rPr>
-      </w:pPr>
-      <w:r>
-        <w:rPr>
-          <w:rFonts w:ascii="Times New Roman" w:hAnsi="Times New Roman" w:cs="Times New Roman"/>
-          <w:sz w:val="28"/>
-          <w:szCs w:val="28"/>
-        </w:rPr>
-        <w:lastRenderedPageBreak/>
-        <w:t>5. Личный кабинет абитуриента – левая боковая панель с навигацией, профиль с загрузкой аватара, раздел «Мои заявления» (статусы, удаление, согласие/отказ), раздел «Приказы», «Поступление».</w:t>
-      </w:r>
-      <w:r>
-        <w:rPr>
-          <w:rFonts w:ascii="Times New Roman" w:hAnsi="Times New Roman" w:cs="Times New Roman"/>
-          <w:sz w:val="28"/>
-          <w:szCs w:val="28"/>
-        </w:rPr>
-        <w:t xml:space="preserve"> (</w:t>
-      </w:r>
-      <w:r>
-        <w:rPr>
-          <w:rFonts w:ascii="Times New Roman" w:hAnsi="Times New Roman" w:cs="Times New Roman"/>
-          <w:sz w:val="28"/>
-          <w:szCs w:val="28"/>
-        </w:rPr>
-        <w:t xml:space="preserve">Рисунок </w:t>
-      </w:r>
-      <w:r>
-        <w:rPr>
-          <w:rFonts w:ascii="Times New Roman" w:hAnsi="Times New Roman" w:cs="Times New Roman"/>
-          <w:sz w:val="28"/>
-          <w:szCs w:val="28"/>
-        </w:rPr>
-        <w:t>8</w:t>
-      </w:r>
-      <w:r>
-        <w:rPr>
-          <w:rFonts w:ascii="Times New Roman" w:hAnsi="Times New Roman" w:cs="Times New Roman"/>
-          <w:sz w:val="28"/>
-          <w:szCs w:val="28"/>
-        </w:rPr>
-        <w:t>)</w:t>
-      </w:r>
-    </w:p>
-    <w:p>
-      <w:pPr>
-        <w:spacing w:after="160" w:line="360" w:lineRule="auto"/>
-        <w:ind w:firstLine="709"/>
-        <w:jc w:val="center"/>
-        <w:rPr>
-          <w:rFonts w:ascii="Times New Roman" w:hAnsi="Times New Roman" w:cs="Times New Roman"/>
-          <w:sz w:val="28"/>
-          <w:szCs w:val="28"/>
-        </w:rPr>
-      </w:pPr>
-      <w:r>
-        <w:rPr>
-          <w:rFonts w:ascii="Times New Roman" w:hAnsi="Times New Roman" w:cs="Times New Roman"/>
+      <w:r>
+        <w:rPr>
           <w:noProof/>
-          <w:sz w:val="28"/>
-          <w:szCs w:val="28"/>
+          <w:lang w:val="en-US"/>
         </w:rPr>
         <w:drawing>
-          <wp:inline distT="0" distB="0" distL="0" distR="0" wp14:anchorId="6C53B1F5" wp14:editId="1839B206">
-            <wp:extent cx="5580000" cy="2706792"/>
+          <wp:inline distT="0" distB="0" distL="0" distR="0" wp14:anchorId="0B241EB9" wp14:editId="61A0311F">
+            <wp:extent cx="5580000" cy="2788509"/>
             <wp:effectExtent l="0" t="0" r="1905" b="0"/>
-            <wp:docPr id="9" name="Рисунок 9"/>
+            <wp:docPr id="5" name="Рисунок 5"/>
             <wp:cNvGraphicFramePr>
               <a:graphicFrameLocks xmlns:a="http://schemas.openxmlformats.org/drawingml/2006/main" noChangeAspect="1"/>
             </wp:cNvGraphicFramePr>
@@ -9176,7 +8664,7 @@
                   <pic:spPr>
                     <a:xfrm>
                       <a:off x="0" y="0"/>
-                      <a:ext cx="5580000" cy="2706792"/>
+                      <a:ext cx="5580000" cy="2788509"/>
                     </a:xfrm>
                     <a:prstGeom prst="rect">
                       <a:avLst/>
@@ -9206,55 +8694,83 @@
           <w:sz w:val="28"/>
           <w:szCs w:val="28"/>
         </w:rPr>
-        <w:t xml:space="preserve">Рисунок </w:t>
-      </w:r>
-      <w:r>
-        <w:rPr>
-          <w:rFonts w:ascii="Times New Roman" w:hAnsi="Times New Roman" w:cs="Times New Roman"/>
-          <w:sz w:val="28"/>
-          <w:szCs w:val="28"/>
-        </w:rPr>
-        <w:t>8</w:t>
-      </w:r>
-      <w:r>
-        <w:rPr>
-          <w:rFonts w:ascii="Times New Roman" w:hAnsi="Times New Roman" w:cs="Times New Roman"/>
-          <w:sz w:val="28"/>
-          <w:szCs w:val="28"/>
-        </w:rPr>
-        <w:t xml:space="preserve"> – Личный кабинет абитуриента с разделом «Мои заявления»</w:t>
-      </w:r>
-    </w:p>
-    <w:p>
-      <w:pPr>
-        <w:spacing w:after="160" w:line="360" w:lineRule="auto"/>
-        <w:ind w:firstLine="709"/>
-        <w:jc w:val="both"/>
-        <w:rPr>
-          <w:rFonts w:ascii="Times New Roman" w:hAnsi="Times New Roman" w:cs="Times New Roman"/>
-          <w:sz w:val="28"/>
-          <w:szCs w:val="28"/>
-        </w:rPr>
-      </w:pPr>
-    </w:p>
-    <w:p>
-      <w:pPr>
-        <w:spacing w:after="160" w:line="360" w:lineRule="auto"/>
-        <w:ind w:firstLine="709"/>
-        <w:jc w:val="both"/>
-        <w:rPr>
-          <w:rFonts w:ascii="Times New Roman" w:hAnsi="Times New Roman" w:cs="Times New Roman"/>
-          <w:sz w:val="28"/>
-          <w:szCs w:val="28"/>
-        </w:rPr>
-      </w:pPr>
-      <w:r>
-        <w:rPr>
-          <w:rFonts w:ascii="Times New Roman" w:hAnsi="Times New Roman" w:cs="Times New Roman"/>
-          <w:sz w:val="28"/>
-          <w:szCs w:val="28"/>
-        </w:rPr>
-        <w:t>6. Личный кабинет студента – расширенное меню, раздел «Приказы»</w:t>
+        <w:t>Рисун</w:t>
+      </w:r>
+      <w:r>
+        <w:rPr>
+          <w:rFonts w:ascii="Times New Roman" w:hAnsi="Times New Roman" w:cs="Times New Roman"/>
+          <w:sz w:val="28"/>
+          <w:szCs w:val="28"/>
+        </w:rPr>
+        <w:t>ки</w:t>
+      </w:r>
+      <w:r>
+        <w:rPr>
+          <w:rFonts w:ascii="Times New Roman" w:hAnsi="Times New Roman" w:cs="Times New Roman"/>
+          <w:sz w:val="28"/>
+          <w:szCs w:val="28"/>
+        </w:rPr>
+        <w:t xml:space="preserve"> 3</w:t>
+      </w:r>
+      <w:r>
+        <w:rPr>
+          <w:rFonts w:ascii="Times New Roman" w:hAnsi="Times New Roman" w:cs="Times New Roman"/>
+          <w:sz w:val="28"/>
+          <w:szCs w:val="28"/>
+        </w:rPr>
+        <w:t>-5</w:t>
+      </w:r>
+      <w:r>
+        <w:rPr>
+          <w:rFonts w:ascii="Times New Roman" w:hAnsi="Times New Roman" w:cs="Times New Roman"/>
+          <w:sz w:val="28"/>
+          <w:szCs w:val="28"/>
+        </w:rPr>
+        <w:t xml:space="preserve"> – Детальная страница специальности с полной информацией</w:t>
+      </w:r>
+    </w:p>
+    <w:p>
+      <w:pPr>
+        <w:spacing w:after="160" w:line="360" w:lineRule="auto"/>
+        <w:ind w:firstLine="709"/>
+        <w:jc w:val="both"/>
+        <w:rPr>
+          <w:rFonts w:ascii="Times New Roman" w:hAnsi="Times New Roman" w:cs="Times New Roman"/>
+          <w:sz w:val="28"/>
+          <w:szCs w:val="28"/>
+        </w:rPr>
+      </w:pPr>
+    </w:p>
+    <w:p>
+      <w:pPr>
+        <w:spacing w:after="160" w:line="360" w:lineRule="auto"/>
+        <w:ind w:firstLine="709"/>
+        <w:jc w:val="both"/>
+        <w:rPr>
+          <w:rFonts w:ascii="Times New Roman" w:hAnsi="Times New Roman" w:cs="Times New Roman"/>
+          <w:sz w:val="28"/>
+          <w:szCs w:val="28"/>
+        </w:rPr>
+      </w:pPr>
+    </w:p>
+    <w:p>
+      <w:pPr>
+        <w:spacing w:after="160" w:line="360" w:lineRule="auto"/>
+        <w:ind w:firstLine="709"/>
+        <w:jc w:val="both"/>
+        <w:rPr>
+          <w:rFonts w:ascii="Times New Roman" w:hAnsi="Times New Roman" w:cs="Times New Roman"/>
+          <w:sz w:val="28"/>
+          <w:szCs w:val="28"/>
+        </w:rPr>
+      </w:pPr>
+      <w:r>
+        <w:rPr>
+          <w:rFonts w:ascii="Times New Roman" w:hAnsi="Times New Roman" w:cs="Times New Roman"/>
+          <w:sz w:val="28"/>
+          <w:szCs w:val="28"/>
+        </w:rPr>
+        <w:t>4. Форма подачи документов – разделы: паспортные данные, загрузка паспорта, СНИЛС, документа об образовании, дополнительных документов, льгот. Обязательное согласие на обработку данных.</w:t>
       </w:r>
       <w:r>
         <w:rPr>
@@ -9270,73 +8786,15 @@
           <w:sz w:val="28"/>
           <w:szCs w:val="28"/>
         </w:rPr>
-        <w:t xml:space="preserve">Рисунок </w:t>
-      </w:r>
-      <w:r>
-        <w:rPr>
-          <w:rFonts w:ascii="Times New Roman" w:hAnsi="Times New Roman" w:cs="Times New Roman"/>
-          <w:sz w:val="28"/>
-          <w:szCs w:val="28"/>
-        </w:rPr>
-        <w:t>9</w:t>
-      </w:r>
-      <w:proofErr w:type="gramStart"/>
-      <w:r>
-        <w:rPr>
-          <w:rFonts w:ascii="Times New Roman" w:hAnsi="Times New Roman" w:cs="Times New Roman"/>
-          <w:sz w:val="28"/>
-          <w:szCs w:val="28"/>
-        </w:rPr>
-        <w:t>)</w:t>
-      </w:r>
-      <w:r>
-        <w:rPr>
-          <w:rFonts w:ascii="Times New Roman" w:hAnsi="Times New Roman" w:cs="Times New Roman"/>
-          <w:sz w:val="28"/>
-          <w:szCs w:val="28"/>
-        </w:rPr>
-        <w:t xml:space="preserve"> </w:t>
-      </w:r>
-      <w:r>
-        <w:rPr>
-          <w:rFonts w:ascii="Times New Roman" w:hAnsi="Times New Roman" w:cs="Times New Roman"/>
-          <w:sz w:val="28"/>
-          <w:szCs w:val="28"/>
-        </w:rPr>
-        <w:t xml:space="preserve"> со</w:t>
-      </w:r>
-      <w:proofErr w:type="gramEnd"/>
-      <w:r>
-        <w:rPr>
-          <w:rFonts w:ascii="Times New Roman" w:hAnsi="Times New Roman" w:cs="Times New Roman"/>
-          <w:sz w:val="28"/>
-          <w:szCs w:val="28"/>
-        </w:rPr>
-        <w:t xml:space="preserve"> скачиванием PDF, раздел «Преподаватели» (загрузка через API).</w:t>
-      </w:r>
-      <w:r>
-        <w:rPr>
-          <w:rFonts w:ascii="Times New Roman" w:hAnsi="Times New Roman" w:cs="Times New Roman"/>
-          <w:sz w:val="28"/>
-          <w:szCs w:val="28"/>
-        </w:rPr>
-        <w:t xml:space="preserve"> (</w:t>
-      </w:r>
-      <w:r>
-        <w:rPr>
-          <w:rFonts w:ascii="Times New Roman" w:hAnsi="Times New Roman" w:cs="Times New Roman"/>
-          <w:sz w:val="28"/>
-          <w:szCs w:val="28"/>
-        </w:rPr>
-        <w:t xml:space="preserve">Рисунок </w:t>
-      </w:r>
-      <w:r>
-        <w:rPr>
-          <w:rFonts w:ascii="Times New Roman" w:hAnsi="Times New Roman" w:cs="Times New Roman"/>
-          <w:sz w:val="28"/>
-          <w:szCs w:val="28"/>
-        </w:rPr>
-        <w:t>10)</w:t>
+        <w:t>Рисун</w:t>
+      </w:r>
+      <w:r>
+        <w:rPr>
+          <w:rFonts w:ascii="Times New Roman" w:hAnsi="Times New Roman" w:cs="Times New Roman"/>
+          <w:sz w:val="28"/>
+          <w:szCs w:val="28"/>
+        </w:rPr>
+        <w:t>ки 6-7)</w:t>
       </w:r>
     </w:p>
     <w:p>
@@ -9357,11 +8815,12 @@
           <w:sz w:val="28"/>
           <w:szCs w:val="28"/>
         </w:rPr>
+        <w:lastRenderedPageBreak/>
         <w:drawing>
-          <wp:inline distT="0" distB="0" distL="0" distR="0" wp14:anchorId="5ED48C8F" wp14:editId="69FBF9BE">
-            <wp:extent cx="5580000" cy="2701424"/>
-            <wp:effectExtent l="0" t="0" r="1905" b="3810"/>
-            <wp:docPr id="20" name="Рисунок 20"/>
+          <wp:inline distT="0" distB="0" distL="0" distR="0" wp14:anchorId="102EAA1F" wp14:editId="71485939">
+            <wp:extent cx="5580000" cy="2786719"/>
+            <wp:effectExtent l="0" t="0" r="1905" b="0"/>
+            <wp:docPr id="6" name="Рисунок 6"/>
             <wp:cNvGraphicFramePr>
               <a:graphicFrameLocks xmlns:a="http://schemas.openxmlformats.org/drawingml/2006/main" noChangeAspect="1"/>
             </wp:cNvGraphicFramePr>
@@ -9381,7 +8840,7 @@
                   <pic:spPr>
                     <a:xfrm>
                       <a:off x="0" y="0"/>
-                      <a:ext cx="5580000" cy="2701424"/>
+                      <a:ext cx="5580000" cy="2786719"/>
                     </a:xfrm>
                     <a:prstGeom prst="rect">
                       <a:avLst/>
@@ -9408,53 +8867,15 @@
       <w:r>
         <w:rPr>
           <w:rFonts w:ascii="Times New Roman" w:hAnsi="Times New Roman" w:cs="Times New Roman"/>
-          <w:sz w:val="28"/>
-          <w:szCs w:val="28"/>
-        </w:rPr>
-        <w:t xml:space="preserve">Рисунок </w:t>
-      </w:r>
-      <w:r>
-        <w:rPr>
-          <w:rFonts w:ascii="Times New Roman" w:hAnsi="Times New Roman" w:cs="Times New Roman"/>
-          <w:sz w:val="28"/>
-          <w:szCs w:val="28"/>
-        </w:rPr>
-        <w:t>9</w:t>
-      </w:r>
-      <w:r>
-        <w:rPr>
-          <w:rFonts w:ascii="Times New Roman" w:hAnsi="Times New Roman" w:cs="Times New Roman"/>
-          <w:sz w:val="28"/>
-          <w:szCs w:val="28"/>
-        </w:rPr>
-        <w:t xml:space="preserve"> – Личный кабинет студента с меню и разделом «Приказы»</w:t>
-      </w:r>
-    </w:p>
-    <w:p>
-      <w:pPr>
-        <w:spacing w:after="160" w:line="360" w:lineRule="auto"/>
-        <w:ind w:firstLine="709"/>
-        <w:jc w:val="center"/>
-        <w:rPr>
-          <w:rFonts w:ascii="Times New Roman" w:hAnsi="Times New Roman" w:cs="Times New Roman"/>
-          <w:sz w:val="28"/>
-          <w:szCs w:val="28"/>
-          <w:lang w:val="en-US"/>
-        </w:rPr>
-      </w:pPr>
-      <w:r>
-        <w:rPr>
-          <w:rFonts w:ascii="Times New Roman" w:hAnsi="Times New Roman" w:cs="Times New Roman"/>
-          <w:sz w:val="28"/>
-          <w:szCs w:val="28"/>
-          <w:lang w:val="en-US"/>
-        </w:rPr>
-        <w:lastRenderedPageBreak/>
+          <w:noProof/>
+          <w:sz w:val="28"/>
+          <w:szCs w:val="28"/>
+        </w:rPr>
         <w:drawing>
-          <wp:inline distT="0" distB="0" distL="0" distR="0" wp14:anchorId="617CDAEE" wp14:editId="64D2D212">
-            <wp:extent cx="5580000" cy="2730126"/>
-            <wp:effectExtent l="0" t="0" r="1905" b="0"/>
-            <wp:docPr id="22" name="Рисунок 22"/>
+          <wp:inline distT="0" distB="0" distL="0" distR="0" wp14:anchorId="03B0FF0F" wp14:editId="454A77A2">
+            <wp:extent cx="5580000" cy="2780755"/>
+            <wp:effectExtent l="0" t="0" r="1905" b="635"/>
+            <wp:docPr id="7" name="Рисунок 7"/>
             <wp:cNvGraphicFramePr>
               <a:graphicFrameLocks xmlns:a="http://schemas.openxmlformats.org/drawingml/2006/main" noChangeAspect="1"/>
             </wp:cNvGraphicFramePr>
@@ -9474,7 +8895,7 @@
                   <pic:spPr>
                     <a:xfrm>
                       <a:off x="0" y="0"/>
-                      <a:ext cx="5580000" cy="2730126"/>
+                      <a:ext cx="5580000" cy="2780755"/>
                     </a:xfrm>
                     <a:prstGeom prst="rect">
                       <a:avLst/>
@@ -9504,6 +8925,86 @@
           <w:sz w:val="28"/>
           <w:szCs w:val="28"/>
         </w:rPr>
+        <w:t>Рисун</w:t>
+      </w:r>
+      <w:r>
+        <w:rPr>
+          <w:rFonts w:ascii="Times New Roman" w:hAnsi="Times New Roman" w:cs="Times New Roman"/>
+          <w:sz w:val="28"/>
+          <w:szCs w:val="28"/>
+        </w:rPr>
+        <w:t>ки</w:t>
+      </w:r>
+      <w:r>
+        <w:rPr>
+          <w:rFonts w:ascii="Times New Roman" w:hAnsi="Times New Roman" w:cs="Times New Roman"/>
+          <w:sz w:val="28"/>
+          <w:szCs w:val="28"/>
+        </w:rPr>
+        <w:t xml:space="preserve"> </w:t>
+      </w:r>
+      <w:r>
+        <w:rPr>
+          <w:rFonts w:ascii="Times New Roman" w:hAnsi="Times New Roman" w:cs="Times New Roman"/>
+          <w:sz w:val="28"/>
+          <w:szCs w:val="28"/>
+        </w:rPr>
+        <w:t>6-7</w:t>
+      </w:r>
+      <w:r>
+        <w:rPr>
+          <w:rFonts w:ascii="Times New Roman" w:hAnsi="Times New Roman" w:cs="Times New Roman"/>
+          <w:sz w:val="28"/>
+          <w:szCs w:val="28"/>
+        </w:rPr>
+        <w:t xml:space="preserve"> – Форма подачи документов с разделами и загрузкой файлов</w:t>
+      </w:r>
+    </w:p>
+    <w:p>
+      <w:pPr>
+        <w:spacing w:after="160" w:line="360" w:lineRule="auto"/>
+        <w:ind w:firstLine="709"/>
+        <w:jc w:val="both"/>
+        <w:rPr>
+          <w:rFonts w:ascii="Times New Roman" w:hAnsi="Times New Roman" w:cs="Times New Roman"/>
+          <w:sz w:val="28"/>
+          <w:szCs w:val="28"/>
+        </w:rPr>
+      </w:pPr>
+    </w:p>
+    <w:p>
+      <w:pPr>
+        <w:spacing w:after="160" w:line="360" w:lineRule="auto"/>
+        <w:ind w:firstLine="709"/>
+        <w:jc w:val="both"/>
+        <w:rPr>
+          <w:rFonts w:ascii="Times New Roman" w:hAnsi="Times New Roman" w:cs="Times New Roman"/>
+          <w:sz w:val="28"/>
+          <w:szCs w:val="28"/>
+        </w:rPr>
+      </w:pPr>
+      <w:r>
+        <w:rPr>
+          <w:rFonts w:ascii="Times New Roman" w:hAnsi="Times New Roman" w:cs="Times New Roman"/>
+          <w:sz w:val="28"/>
+          <w:szCs w:val="28"/>
+        </w:rPr>
+        <w:t>5. Личный кабинет абитуриента – левая боковая панель с навигацией, профиль с загрузкой аватара, раздел «Мои заявления» (статусы, удаление, согласие/отказ), раздел «Приказы», «Поступление».</w:t>
+      </w:r>
+      <w:r>
+        <w:rPr>
+          <w:rFonts w:ascii="Times New Roman" w:hAnsi="Times New Roman" w:cs="Times New Roman"/>
+          <w:sz w:val="28"/>
+          <w:szCs w:val="28"/>
+        </w:rPr>
+        <w:t xml:space="preserve"> (</w:t>
+      </w:r>
+      <w:r>
+        <w:rPr>
+          <w:rFonts w:ascii="Times New Roman" w:hAnsi="Times New Roman" w:cs="Times New Roman"/>
+          <w:sz w:val="28"/>
+          <w:szCs w:val="28"/>
+        </w:rPr>
         <w:t xml:space="preserve">Рисунок </w:t>
       </w:r>
       <w:r>
@@ -9512,31 +9013,7 @@
           <w:sz w:val="28"/>
           <w:szCs w:val="28"/>
         </w:rPr>
-        <w:t>10</w:t>
-      </w:r>
-      <w:r>
-        <w:rPr>
-          <w:rFonts w:ascii="Times New Roman" w:hAnsi="Times New Roman" w:cs="Times New Roman"/>
-          <w:sz w:val="28"/>
-          <w:szCs w:val="28"/>
-        </w:rPr>
-        <w:t xml:space="preserve"> – Личный кабинет студента с меню и разделом «Пр</w:t>
-      </w:r>
-      <w:r>
-        <w:rPr>
-          <w:rFonts w:ascii="Times New Roman" w:hAnsi="Times New Roman" w:cs="Times New Roman"/>
-          <w:sz w:val="28"/>
-          <w:szCs w:val="28"/>
-        </w:rPr>
-        <w:t>еподаватели</w:t>
-      </w:r>
-      <w:r>
-        <w:rPr>
-          <w:rFonts w:ascii="Times New Roman" w:hAnsi="Times New Roman" w:cs="Times New Roman"/>
-          <w:sz w:val="28"/>
-          <w:szCs w:val="28"/>
-        </w:rPr>
-        <w:t>»</w:t>
+        <w:t>8)</w:t>
       </w:r>
     </w:p>
     <w:p>
@@ -9550,112 +9027,6 @@
           <w:szCs w:val="28"/>
         </w:rPr>
       </w:pPr>
-    </w:p>
-    <w:p>
-      <w:pPr>
-        <w:spacing w:after="160" w:line="360" w:lineRule="auto"/>
-        <w:ind w:firstLine="709"/>
-        <w:jc w:val="both"/>
-        <w:rPr>
-          <w:rFonts w:ascii="Times New Roman" w:hAnsi="Times New Roman" w:cs="Times New Roman"/>
-          <w:sz w:val="28"/>
-          <w:szCs w:val="28"/>
-        </w:rPr>
-      </w:pPr>
-    </w:p>
-    <w:p>
-      <w:pPr>
-        <w:spacing w:after="160" w:line="360" w:lineRule="auto"/>
-        <w:ind w:firstLine="709"/>
-        <w:jc w:val="both"/>
-        <w:rPr>
-          <w:rFonts w:ascii="Times New Roman" w:hAnsi="Times New Roman" w:cs="Times New Roman"/>
-          <w:sz w:val="28"/>
-          <w:szCs w:val="28"/>
-        </w:rPr>
-      </w:pPr>
-      <w:r>
-        <w:rPr>
-          <w:rFonts w:ascii="Times New Roman" w:hAnsi="Times New Roman" w:cs="Times New Roman"/>
-          <w:sz w:val="28"/>
-          <w:szCs w:val="28"/>
-        </w:rPr>
-        <w:t>7. Приёмная комиссия (`/</w:t>
-      </w:r>
-      <w:proofErr w:type="spellStart"/>
-      <w:r>
-        <w:rPr>
-          <w:rFonts w:ascii="Times New Roman" w:hAnsi="Times New Roman" w:cs="Times New Roman"/>
-          <w:sz w:val="28"/>
-          <w:szCs w:val="28"/>
-        </w:rPr>
-        <w:t>rector</w:t>
-      </w:r>
-      <w:proofErr w:type="spellEnd"/>
-      <w:r>
-        <w:rPr>
-          <w:rFonts w:ascii="Times New Roman" w:hAnsi="Times New Roman" w:cs="Times New Roman"/>
-          <w:sz w:val="28"/>
-          <w:szCs w:val="28"/>
-        </w:rPr>
-        <w:t>/</w:t>
-      </w:r>
-      <w:proofErr w:type="spellStart"/>
-      <w:r>
-        <w:rPr>
-          <w:rFonts w:ascii="Times New Roman" w:hAnsi="Times New Roman" w:cs="Times New Roman"/>
-          <w:sz w:val="28"/>
-          <w:szCs w:val="28"/>
-        </w:rPr>
-        <w:t>applications</w:t>
-      </w:r>
-      <w:proofErr w:type="spellEnd"/>
-      <w:r>
-        <w:rPr>
-          <w:rFonts w:ascii="Times New Roman" w:hAnsi="Times New Roman" w:cs="Times New Roman"/>
-          <w:sz w:val="28"/>
-          <w:szCs w:val="28"/>
-        </w:rPr>
-        <w:t>`) – вкладки по статусам, фильтры по факультету и специальности, массовые действия (</w:t>
-      </w:r>
-      <w:proofErr w:type="spellStart"/>
-      <w:r>
-        <w:rPr>
-          <w:rFonts w:ascii="Times New Roman" w:hAnsi="Times New Roman" w:cs="Times New Roman"/>
-          <w:sz w:val="28"/>
-          <w:szCs w:val="28"/>
-        </w:rPr>
-        <w:t>чекбоксы</w:t>
-      </w:r>
-      <w:proofErr w:type="spellEnd"/>
-      <w:r>
-        <w:rPr>
-          <w:rFonts w:ascii="Times New Roman" w:hAnsi="Times New Roman" w:cs="Times New Roman"/>
-          <w:sz w:val="28"/>
-          <w:szCs w:val="28"/>
-        </w:rPr>
-        <w:t>, выбор действия, «Применить»), карточки заявлений с кнопками «На вступительные», «На конкурс», «Предложить зачисление», «Издать приказ». Модальное окно издания приказа (номер, PDF).</w:t>
-      </w:r>
-      <w:r>
-        <w:rPr>
-          <w:rFonts w:ascii="Times New Roman" w:hAnsi="Times New Roman" w:cs="Times New Roman"/>
-          <w:sz w:val="28"/>
-          <w:szCs w:val="28"/>
-        </w:rPr>
-        <w:t xml:space="preserve"> (Рисунки 10-11)</w:t>
-      </w:r>
-    </w:p>
-    <w:p>
-      <w:pPr>
-        <w:spacing w:after="160" w:line="360" w:lineRule="auto"/>
-        <w:ind w:firstLine="709"/>
-        <w:jc w:val="center"/>
-        <w:rPr>
-          <w:rFonts w:ascii="Times New Roman" w:hAnsi="Times New Roman" w:cs="Times New Roman"/>
-          <w:sz w:val="28"/>
-          <w:szCs w:val="28"/>
-        </w:rPr>
-      </w:pPr>
       <w:r>
         <w:rPr>
           <w:rFonts w:ascii="Times New Roman" w:hAnsi="Times New Roman" w:cs="Times New Roman"/>
@@ -9663,11 +9034,12 @@
           <w:sz w:val="28"/>
           <w:szCs w:val="28"/>
         </w:rPr>
+        <w:lastRenderedPageBreak/>
         <w:drawing>
-          <wp:inline distT="0" distB="0" distL="0" distR="0" wp14:anchorId="76E095AB" wp14:editId="065E81C9">
-            <wp:extent cx="5580000" cy="2715739"/>
-            <wp:effectExtent l="0" t="0" r="1905" b="8890"/>
-            <wp:docPr id="11" name="Рисунок 11"/>
+          <wp:inline distT="0" distB="0" distL="0" distR="0" wp14:anchorId="6C53B1F5" wp14:editId="1839B206">
+            <wp:extent cx="5580000" cy="2706792"/>
+            <wp:effectExtent l="0" t="0" r="1905" b="0"/>
+            <wp:docPr id="9" name="Рисунок 9"/>
             <wp:cNvGraphicFramePr>
               <a:graphicFrameLocks xmlns:a="http://schemas.openxmlformats.org/drawingml/2006/main" noChangeAspect="1"/>
             </wp:cNvGraphicFramePr>
@@ -9687,7 +9059,7 @@
                   <pic:spPr>
                     <a:xfrm>
                       <a:off x="0" y="0"/>
-                      <a:ext cx="5580000" cy="2715739"/>
+                      <a:ext cx="5580000" cy="2706792"/>
                     </a:xfrm>
                     <a:prstGeom prst="rect">
                       <a:avLst/>
@@ -9717,12 +9089,162 @@
           <w:sz w:val="28"/>
           <w:szCs w:val="28"/>
         </w:rPr>
-        <w:lastRenderedPageBreak/>
+        <w:t xml:space="preserve">Рисунок </w:t>
+      </w:r>
+      <w:r>
+        <w:rPr>
+          <w:rFonts w:ascii="Times New Roman" w:hAnsi="Times New Roman" w:cs="Times New Roman"/>
+          <w:sz w:val="28"/>
+          <w:szCs w:val="28"/>
+        </w:rPr>
+        <w:t>8</w:t>
+      </w:r>
+      <w:r>
+        <w:rPr>
+          <w:rFonts w:ascii="Times New Roman" w:hAnsi="Times New Roman" w:cs="Times New Roman"/>
+          <w:sz w:val="28"/>
+          <w:szCs w:val="28"/>
+        </w:rPr>
+        <w:t xml:space="preserve"> – Личный кабинет абитуриента с разделом «Мои заявления»</w:t>
+      </w:r>
+    </w:p>
+    <w:p>
+      <w:pPr>
+        <w:spacing w:after="160" w:line="360" w:lineRule="auto"/>
+        <w:ind w:firstLine="709"/>
+        <w:jc w:val="both"/>
+        <w:rPr>
+          <w:rFonts w:ascii="Times New Roman" w:hAnsi="Times New Roman" w:cs="Times New Roman"/>
+          <w:sz w:val="28"/>
+          <w:szCs w:val="28"/>
+        </w:rPr>
+      </w:pPr>
+    </w:p>
+    <w:p>
+      <w:pPr>
+        <w:spacing w:after="160" w:line="360" w:lineRule="auto"/>
+        <w:ind w:firstLine="709"/>
+        <w:jc w:val="both"/>
+        <w:rPr>
+          <w:rFonts w:ascii="Times New Roman" w:hAnsi="Times New Roman" w:cs="Times New Roman"/>
+          <w:sz w:val="28"/>
+          <w:szCs w:val="28"/>
+        </w:rPr>
+      </w:pPr>
+      <w:r>
+        <w:rPr>
+          <w:rFonts w:ascii="Times New Roman" w:hAnsi="Times New Roman" w:cs="Times New Roman"/>
+          <w:sz w:val="28"/>
+          <w:szCs w:val="28"/>
+        </w:rPr>
+        <w:t>6. Личный кабинет студента – расширенное меню, раздел «Приказы»</w:t>
+      </w:r>
+      <w:r>
+        <w:rPr>
+          <w:rFonts w:ascii="Times New Roman" w:hAnsi="Times New Roman" w:cs="Times New Roman"/>
+          <w:sz w:val="28"/>
+          <w:szCs w:val="28"/>
+        </w:rPr>
+        <w:t xml:space="preserve"> (</w:t>
+      </w:r>
+      <w:r>
+        <w:rPr>
+          <w:rFonts w:ascii="Times New Roman" w:hAnsi="Times New Roman" w:cs="Times New Roman"/>
+          <w:sz w:val="28"/>
+          <w:szCs w:val="28"/>
+        </w:rPr>
+        <w:t xml:space="preserve">Рисунок </w:t>
+      </w:r>
+      <w:r>
+        <w:rPr>
+          <w:rFonts w:ascii="Times New Roman" w:hAnsi="Times New Roman" w:cs="Times New Roman"/>
+          <w:sz w:val="28"/>
+          <w:szCs w:val="28"/>
+        </w:rPr>
+        <w:t>9</w:t>
+      </w:r>
+      <w:proofErr w:type="gramStart"/>
+      <w:r>
+        <w:rPr>
+          <w:rFonts w:ascii="Times New Roman" w:hAnsi="Times New Roman" w:cs="Times New Roman"/>
+          <w:sz w:val="28"/>
+          <w:szCs w:val="28"/>
+        </w:rPr>
+        <w:t>)</w:t>
+      </w:r>
+      <w:r>
+        <w:rPr>
+          <w:rFonts w:ascii="Times New Roman" w:hAnsi="Times New Roman" w:cs="Times New Roman"/>
+          <w:sz w:val="28"/>
+          <w:szCs w:val="28"/>
+        </w:rPr>
+        <w:t xml:space="preserve"> </w:t>
+      </w:r>
+      <w:r>
+        <w:rPr>
+          <w:rFonts w:ascii="Times New Roman" w:hAnsi="Times New Roman" w:cs="Times New Roman"/>
+          <w:sz w:val="28"/>
+          <w:szCs w:val="28"/>
+        </w:rPr>
+        <w:t xml:space="preserve"> со</w:t>
+      </w:r>
+      <w:proofErr w:type="gramEnd"/>
+      <w:r>
+        <w:rPr>
+          <w:rFonts w:ascii="Times New Roman" w:hAnsi="Times New Roman" w:cs="Times New Roman"/>
+          <w:sz w:val="28"/>
+          <w:szCs w:val="28"/>
+        </w:rPr>
+        <w:t xml:space="preserve"> скачиванием PDF, раздел «Преподаватели» (загрузка через API).</w:t>
+      </w:r>
+      <w:r>
+        <w:rPr>
+          <w:rFonts w:ascii="Times New Roman" w:hAnsi="Times New Roman" w:cs="Times New Roman"/>
+          <w:sz w:val="28"/>
+          <w:szCs w:val="28"/>
+        </w:rPr>
+        <w:t xml:space="preserve"> (</w:t>
+      </w:r>
+      <w:r>
+        <w:rPr>
+          <w:rFonts w:ascii="Times New Roman" w:hAnsi="Times New Roman" w:cs="Times New Roman"/>
+          <w:sz w:val="28"/>
+          <w:szCs w:val="28"/>
+        </w:rPr>
+        <w:t xml:space="preserve">Рисунок </w:t>
+      </w:r>
+      <w:r>
+        <w:rPr>
+          <w:rFonts w:ascii="Times New Roman" w:hAnsi="Times New Roman" w:cs="Times New Roman"/>
+          <w:sz w:val="28"/>
+          <w:szCs w:val="28"/>
+        </w:rPr>
+        <w:t>10)</w:t>
+      </w:r>
+    </w:p>
+    <w:p>
+      <w:pPr>
+        <w:spacing w:after="160" w:line="360" w:lineRule="auto"/>
+        <w:ind w:firstLine="709"/>
+        <w:jc w:val="center"/>
+        <w:rPr>
+          <w:rFonts w:ascii="Times New Roman" w:hAnsi="Times New Roman" w:cs="Times New Roman"/>
+          <w:sz w:val="28"/>
+          <w:szCs w:val="28"/>
+        </w:rPr>
+      </w:pPr>
+      <w:r>
+        <w:rPr>
+          <w:rFonts w:ascii="Times New Roman" w:hAnsi="Times New Roman" w:cs="Times New Roman"/>
+          <w:noProof/>
+          <w:sz w:val="28"/>
+          <w:szCs w:val="28"/>
+        </w:rPr>
         <w:drawing>
-          <wp:inline distT="0" distB="0" distL="0" distR="0" wp14:anchorId="06AA53A8" wp14:editId="0BD3C25C">
-            <wp:extent cx="5580000" cy="2721378"/>
-            <wp:effectExtent l="0" t="0" r="1905" b="3175"/>
-            <wp:docPr id="23" name="Рисунок 23"/>
+          <wp:inline distT="0" distB="0" distL="0" distR="0" wp14:anchorId="5ED48C8F" wp14:editId="69FBF9BE">
+            <wp:extent cx="5580000" cy="2701424"/>
+            <wp:effectExtent l="0" t="0" r="1905" b="3810"/>
+            <wp:docPr id="20" name="Рисунок 20"/>
             <wp:cNvGraphicFramePr>
               <a:graphicFrameLocks xmlns:a="http://schemas.openxmlformats.org/drawingml/2006/main" noChangeAspect="1"/>
             </wp:cNvGraphicFramePr>
@@ -9742,7 +9264,7 @@
                   <pic:spPr>
                     <a:xfrm>
                       <a:off x="0" y="0"/>
-                      <a:ext cx="5580000" cy="2721378"/>
+                      <a:ext cx="5580000" cy="2701424"/>
                     </a:xfrm>
                     <a:prstGeom prst="rect">
                       <a:avLst/>
@@ -9772,108 +9294,35 @@
           <w:sz w:val="28"/>
           <w:szCs w:val="28"/>
         </w:rPr>
-        <w:t>Рисун</w:t>
-      </w:r>
-      <w:r>
-        <w:rPr>
-          <w:rFonts w:ascii="Times New Roman" w:hAnsi="Times New Roman" w:cs="Times New Roman"/>
-          <w:sz w:val="28"/>
-          <w:szCs w:val="28"/>
-        </w:rPr>
-        <w:t>ки</w:t>
-      </w:r>
-      <w:r>
-        <w:rPr>
-          <w:rFonts w:ascii="Times New Roman" w:hAnsi="Times New Roman" w:cs="Times New Roman"/>
-          <w:sz w:val="28"/>
-          <w:szCs w:val="28"/>
-        </w:rPr>
-        <w:t xml:space="preserve"> </w:t>
-      </w:r>
-      <w:r>
-        <w:rPr>
-          <w:rFonts w:ascii="Times New Roman" w:hAnsi="Times New Roman" w:cs="Times New Roman"/>
-          <w:sz w:val="28"/>
-          <w:szCs w:val="28"/>
-        </w:rPr>
-        <w:t>10-11</w:t>
-      </w:r>
-      <w:r>
-        <w:rPr>
-          <w:rFonts w:ascii="Times New Roman" w:hAnsi="Times New Roman" w:cs="Times New Roman"/>
-          <w:sz w:val="28"/>
-          <w:szCs w:val="28"/>
-        </w:rPr>
-        <w:t xml:space="preserve"> – Приёмная комиссия: список заявлений на рассмотрении с панелью массовых действий</w:t>
-      </w:r>
-    </w:p>
-    <w:p>
-      <w:pPr>
-        <w:spacing w:after="160" w:line="360" w:lineRule="auto"/>
-        <w:ind w:firstLine="709"/>
-        <w:jc w:val="both"/>
-        <w:rPr>
-          <w:rFonts w:ascii="Times New Roman" w:hAnsi="Times New Roman" w:cs="Times New Roman"/>
-          <w:sz w:val="28"/>
-          <w:szCs w:val="28"/>
-        </w:rPr>
-      </w:pPr>
-    </w:p>
-    <w:p>
-      <w:pPr>
-        <w:spacing w:after="160" w:line="360" w:lineRule="auto"/>
-        <w:ind w:firstLine="709"/>
-        <w:jc w:val="both"/>
-        <w:rPr>
-          <w:rFonts w:ascii="Times New Roman" w:hAnsi="Times New Roman" w:cs="Times New Roman"/>
-          <w:sz w:val="28"/>
-          <w:szCs w:val="28"/>
-        </w:rPr>
-      </w:pPr>
-      <w:r>
-        <w:rPr>
-          <w:rFonts w:ascii="Times New Roman" w:hAnsi="Times New Roman" w:cs="Times New Roman"/>
-          <w:sz w:val="28"/>
-          <w:szCs w:val="28"/>
-        </w:rPr>
-        <w:t>8. Административная панель (`/</w:t>
-      </w:r>
-      <w:proofErr w:type="spellStart"/>
-      <w:r>
-        <w:rPr>
-          <w:rFonts w:ascii="Times New Roman" w:hAnsi="Times New Roman" w:cs="Times New Roman"/>
-          <w:sz w:val="28"/>
-          <w:szCs w:val="28"/>
-        </w:rPr>
-        <w:t>admin</w:t>
-      </w:r>
-      <w:proofErr w:type="spellEnd"/>
-      <w:r>
-        <w:rPr>
-          <w:rFonts w:ascii="Times New Roman" w:hAnsi="Times New Roman" w:cs="Times New Roman"/>
-          <w:sz w:val="28"/>
-          <w:szCs w:val="28"/>
-        </w:rPr>
-        <w:t>`) – статистика, управление факультетами (CRUD, выбор иконок), управление специальностями (CRUD, вступительные испытания), управление пользователями (таблица, сортировка, поиск, смена роли, редактирование профиля), управление FAQ (CRUD, порядок, статус, массовое добавление стандартных вопросов).</w:t>
-      </w:r>
-      <w:r>
-        <w:rPr>
-          <w:rFonts w:ascii="Times New Roman" w:hAnsi="Times New Roman" w:cs="Times New Roman"/>
-          <w:sz w:val="28"/>
-          <w:szCs w:val="28"/>
-        </w:rPr>
-        <w:t xml:space="preserve"> (Рисунки 12-15)</w:t>
-      </w:r>
-    </w:p>
-    <w:p>
-      <w:pPr>
-        <w:spacing w:after="160" w:line="360" w:lineRule="auto"/>
-        <w:ind w:firstLine="709"/>
-        <w:jc w:val="both"/>
-        <w:rPr>
-          <w:rFonts w:ascii="Times New Roman" w:hAnsi="Times New Roman" w:cs="Times New Roman"/>
-          <w:sz w:val="28"/>
-          <w:szCs w:val="28"/>
+        <w:t xml:space="preserve">Рисунок </w:t>
+      </w:r>
+      <w:r>
+        <w:rPr>
+          <w:rFonts w:ascii="Times New Roman" w:hAnsi="Times New Roman" w:cs="Times New Roman"/>
+          <w:sz w:val="28"/>
+          <w:szCs w:val="28"/>
+        </w:rPr>
+        <w:t>9</w:t>
+      </w:r>
+      <w:r>
+        <w:rPr>
+          <w:rFonts w:ascii="Times New Roman" w:hAnsi="Times New Roman" w:cs="Times New Roman"/>
+          <w:sz w:val="28"/>
+          <w:szCs w:val="28"/>
+        </w:rPr>
+        <w:t xml:space="preserve"> – Личный кабинет студента с меню и разделом «Приказы»</w:t>
+      </w:r>
+    </w:p>
+    <w:p>
+      <w:pPr>
+        <w:spacing w:after="160" w:line="360" w:lineRule="auto"/>
+        <w:ind w:firstLine="709"/>
+        <w:jc w:val="center"/>
+        <w:rPr>
+          <w:rFonts w:ascii="Times New Roman" w:hAnsi="Times New Roman" w:cs="Times New Roman"/>
+          <w:sz w:val="28"/>
+          <w:szCs w:val="28"/>
+          <w:lang w:val="en-US"/>
         </w:rPr>
       </w:pPr>
       <w:r>
@@ -9882,12 +9331,14 @@
           <w:noProof/>
           <w:sz w:val="28"/>
           <w:szCs w:val="28"/>
-        </w:rPr>
+          <w:lang w:val="en-US"/>
+        </w:rPr>
+        <w:lastRenderedPageBreak/>
         <w:drawing>
-          <wp:inline distT="0" distB="0" distL="0" distR="0" wp14:anchorId="0305E0DB" wp14:editId="2542DE32">
-            <wp:extent cx="5580000" cy="2760475"/>
-            <wp:effectExtent l="0" t="0" r="1905" b="1905"/>
-            <wp:docPr id="13" name="Рисунок 13"/>
+          <wp:inline distT="0" distB="0" distL="0" distR="0" wp14:anchorId="617CDAEE" wp14:editId="64D2D212">
+            <wp:extent cx="5580000" cy="2730126"/>
+            <wp:effectExtent l="0" t="0" r="1905" b="0"/>
+            <wp:docPr id="22" name="Рисунок 22"/>
             <wp:cNvGraphicFramePr>
               <a:graphicFrameLocks xmlns:a="http://schemas.openxmlformats.org/drawingml/2006/main" noChangeAspect="1"/>
             </wp:cNvGraphicFramePr>
@@ -9907,7 +9358,7 @@
                   <pic:spPr>
                     <a:xfrm>
                       <a:off x="0" y="0"/>
-                      <a:ext cx="5580000" cy="2760475"/>
+                      <a:ext cx="5580000" cy="2730126"/>
                     </a:xfrm>
                     <a:prstGeom prst="rect">
                       <a:avLst/>
@@ -9937,42 +9388,152 @@
           <w:sz w:val="28"/>
           <w:szCs w:val="28"/>
         </w:rPr>
-        <w:t>Рисунок 1</w:t>
-      </w:r>
-      <w:r>
-        <w:rPr>
-          <w:rFonts w:ascii="Times New Roman" w:hAnsi="Times New Roman" w:cs="Times New Roman"/>
-          <w:sz w:val="28"/>
-          <w:szCs w:val="28"/>
-        </w:rPr>
-        <w:t>2</w:t>
-      </w:r>
-      <w:r>
-        <w:rPr>
-          <w:rFonts w:ascii="Times New Roman" w:hAnsi="Times New Roman" w:cs="Times New Roman"/>
-          <w:sz w:val="28"/>
-          <w:szCs w:val="28"/>
-        </w:rPr>
-        <w:t xml:space="preserve"> – Административная панель: список факультетов с возможностью редактирования</w:t>
-      </w:r>
-    </w:p>
-    <w:p>
-      <w:pPr>
-        <w:spacing w:after="160" w:line="360" w:lineRule="auto"/>
-        <w:ind w:firstLine="709"/>
-        <w:jc w:val="both"/>
-        <w:rPr>
-          <w:rFonts w:ascii="Times New Roman" w:hAnsi="Times New Roman" w:cs="Times New Roman"/>
-          <w:sz w:val="28"/>
-          <w:szCs w:val="28"/>
-        </w:rPr>
-      </w:pPr>
-    </w:p>
-    <w:p>
-      <w:pPr>
-        <w:spacing w:after="160" w:line="360" w:lineRule="auto"/>
-        <w:ind w:firstLine="709"/>
-        <w:jc w:val="both"/>
+        <w:t xml:space="preserve">Рисунок </w:t>
+      </w:r>
+      <w:r>
+        <w:rPr>
+          <w:rFonts w:ascii="Times New Roman" w:hAnsi="Times New Roman" w:cs="Times New Roman"/>
+          <w:sz w:val="28"/>
+          <w:szCs w:val="28"/>
+        </w:rPr>
+        <w:t>10</w:t>
+      </w:r>
+      <w:r>
+        <w:rPr>
+          <w:rFonts w:ascii="Times New Roman" w:hAnsi="Times New Roman" w:cs="Times New Roman"/>
+          <w:sz w:val="28"/>
+          <w:szCs w:val="28"/>
+        </w:rPr>
+        <w:t xml:space="preserve"> – Личный кабинет студента с меню и разделом «Пр</w:t>
+      </w:r>
+      <w:r>
+        <w:rPr>
+          <w:rFonts w:ascii="Times New Roman" w:hAnsi="Times New Roman" w:cs="Times New Roman"/>
+          <w:sz w:val="28"/>
+          <w:szCs w:val="28"/>
+        </w:rPr>
+        <w:t>еподаватели</w:t>
+      </w:r>
+      <w:r>
+        <w:rPr>
+          <w:rFonts w:ascii="Times New Roman" w:hAnsi="Times New Roman" w:cs="Times New Roman"/>
+          <w:sz w:val="28"/>
+          <w:szCs w:val="28"/>
+        </w:rPr>
+        <w:t>»</w:t>
+      </w:r>
+    </w:p>
+    <w:p>
+      <w:pPr>
+        <w:spacing w:after="160" w:line="360" w:lineRule="auto"/>
+        <w:ind w:firstLine="709"/>
+        <w:jc w:val="center"/>
+        <w:rPr>
+          <w:rFonts w:ascii="Times New Roman" w:hAnsi="Times New Roman" w:cs="Times New Roman"/>
+          <w:sz w:val="28"/>
+          <w:szCs w:val="28"/>
+        </w:rPr>
+      </w:pPr>
+    </w:p>
+    <w:p>
+      <w:pPr>
+        <w:spacing w:after="160" w:line="360" w:lineRule="auto"/>
+        <w:ind w:firstLine="709"/>
+        <w:jc w:val="both"/>
+        <w:rPr>
+          <w:rFonts w:ascii="Times New Roman" w:hAnsi="Times New Roman" w:cs="Times New Roman"/>
+          <w:sz w:val="28"/>
+          <w:szCs w:val="28"/>
+        </w:rPr>
+      </w:pPr>
+    </w:p>
+    <w:p>
+      <w:pPr>
+        <w:spacing w:after="160" w:line="360" w:lineRule="auto"/>
+        <w:ind w:firstLine="709"/>
+        <w:jc w:val="both"/>
+        <w:rPr>
+          <w:rFonts w:ascii="Times New Roman" w:hAnsi="Times New Roman" w:cs="Times New Roman"/>
+          <w:sz w:val="28"/>
+          <w:szCs w:val="28"/>
+        </w:rPr>
+      </w:pPr>
+      <w:r>
+        <w:rPr>
+          <w:rFonts w:ascii="Times New Roman" w:hAnsi="Times New Roman" w:cs="Times New Roman"/>
+          <w:sz w:val="28"/>
+          <w:szCs w:val="28"/>
+        </w:rPr>
+        <w:t>7. Приёмная комиссия (`/</w:t>
+      </w:r>
+      <w:proofErr w:type="spellStart"/>
+      <w:r>
+        <w:rPr>
+          <w:rFonts w:ascii="Times New Roman" w:hAnsi="Times New Roman" w:cs="Times New Roman"/>
+          <w:sz w:val="28"/>
+          <w:szCs w:val="28"/>
+        </w:rPr>
+        <w:t>rector</w:t>
+      </w:r>
+      <w:proofErr w:type="spellEnd"/>
+      <w:r>
+        <w:rPr>
+          <w:rFonts w:ascii="Times New Roman" w:hAnsi="Times New Roman" w:cs="Times New Roman"/>
+          <w:sz w:val="28"/>
+          <w:szCs w:val="28"/>
+        </w:rPr>
+        <w:t>/</w:t>
+      </w:r>
+      <w:proofErr w:type="spellStart"/>
+      <w:r>
+        <w:rPr>
+          <w:rFonts w:ascii="Times New Roman" w:hAnsi="Times New Roman" w:cs="Times New Roman"/>
+          <w:sz w:val="28"/>
+          <w:szCs w:val="28"/>
+        </w:rPr>
+        <w:t>applications</w:t>
+      </w:r>
+      <w:proofErr w:type="spellEnd"/>
+      <w:r>
+        <w:rPr>
+          <w:rFonts w:ascii="Times New Roman" w:hAnsi="Times New Roman" w:cs="Times New Roman"/>
+          <w:sz w:val="28"/>
+          <w:szCs w:val="28"/>
+        </w:rPr>
+        <w:t>`) – вкладки по статусам, фильтры по факультету и специальности, массовые действия (</w:t>
+      </w:r>
+      <w:proofErr w:type="spellStart"/>
+      <w:r>
+        <w:rPr>
+          <w:rFonts w:ascii="Times New Roman" w:hAnsi="Times New Roman" w:cs="Times New Roman"/>
+          <w:sz w:val="28"/>
+          <w:szCs w:val="28"/>
+        </w:rPr>
+        <w:t>чекбоксы</w:t>
+      </w:r>
+      <w:proofErr w:type="spellEnd"/>
+      <w:r>
+        <w:rPr>
+          <w:rFonts w:ascii="Times New Roman" w:hAnsi="Times New Roman" w:cs="Times New Roman"/>
+          <w:sz w:val="28"/>
+          <w:szCs w:val="28"/>
+        </w:rPr>
+        <w:t>, выбор действия, «Применить»), карточки заявлений с кнопками «На вступительные», «На конкурс», «Предложить зачисление», «Издать приказ». Модальное окно издания приказа (номер, PDF).</w:t>
+      </w:r>
+      <w:r>
+        <w:rPr>
+          <w:rFonts w:ascii="Times New Roman" w:hAnsi="Times New Roman" w:cs="Times New Roman"/>
+          <w:sz w:val="28"/>
+          <w:szCs w:val="28"/>
+        </w:rPr>
+        <w:t xml:space="preserve"> (Рисунки 10-11)</w:t>
+      </w:r>
+    </w:p>
+    <w:p>
+      <w:pPr>
+        <w:spacing w:after="160" w:line="360" w:lineRule="auto"/>
+        <w:ind w:firstLine="709"/>
+        <w:jc w:val="center"/>
         <w:rPr>
           <w:rFonts w:ascii="Times New Roman" w:hAnsi="Times New Roman" w:cs="Times New Roman"/>
           <w:sz w:val="28"/>
@@ -9987,10 +9548,10 @@
           <w:szCs w:val="28"/>
         </w:rPr>
         <w:drawing>
-          <wp:inline distT="0" distB="0" distL="0" distR="0" wp14:anchorId="12E7D539" wp14:editId="203FE747">
-            <wp:extent cx="5580000" cy="2770615"/>
-            <wp:effectExtent l="0" t="0" r="1905" b="0"/>
-            <wp:docPr id="14" name="Рисунок 14"/>
+          <wp:inline distT="0" distB="0" distL="0" distR="0" wp14:anchorId="76E095AB" wp14:editId="065E81C9">
+            <wp:extent cx="5580000" cy="2715739"/>
+            <wp:effectExtent l="0" t="0" r="1905" b="8890"/>
+            <wp:docPr id="11" name="Рисунок 11"/>
             <wp:cNvGraphicFramePr>
               <a:graphicFrameLocks xmlns:a="http://schemas.openxmlformats.org/drawingml/2006/main" noChangeAspect="1"/>
             </wp:cNvGraphicFramePr>
@@ -10010,7 +9571,7 @@
                   <pic:spPr>
                     <a:xfrm>
                       <a:off x="0" y="0"/>
-                      <a:ext cx="5580000" cy="2770615"/>
+                      <a:ext cx="5580000" cy="2715739"/>
                     </a:xfrm>
                     <a:prstGeom prst="rect">
                       <a:avLst/>
@@ -10037,51 +9598,16 @@
       <w:r>
         <w:rPr>
           <w:rFonts w:ascii="Times New Roman" w:hAnsi="Times New Roman" w:cs="Times New Roman"/>
-          <w:sz w:val="28"/>
-          <w:szCs w:val="28"/>
-        </w:rPr>
-        <w:t>Рисунок 1</w:t>
-      </w:r>
-      <w:r>
-        <w:rPr>
-          <w:rFonts w:ascii="Times New Roman" w:hAnsi="Times New Roman" w:cs="Times New Roman"/>
-          <w:sz w:val="28"/>
-          <w:szCs w:val="28"/>
-        </w:rPr>
-        <w:t>3</w:t>
-      </w:r>
-      <w:r>
-        <w:rPr>
-          <w:rFonts w:ascii="Times New Roman" w:hAnsi="Times New Roman" w:cs="Times New Roman"/>
-          <w:sz w:val="28"/>
-          <w:szCs w:val="28"/>
-        </w:rPr>
-        <w:t xml:space="preserve"> – Административная панель: редактирование специальности с настройкой вступительных испытаний</w:t>
-      </w:r>
-    </w:p>
-    <w:p>
-      <w:pPr>
-        <w:spacing w:after="160" w:line="360" w:lineRule="auto"/>
-        <w:ind w:firstLine="709"/>
-        <w:jc w:val="both"/>
-        <w:rPr>
-          <w:rFonts w:ascii="Times New Roman" w:hAnsi="Times New Roman" w:cs="Times New Roman"/>
-          <w:sz w:val="28"/>
-          <w:szCs w:val="28"/>
-        </w:rPr>
-      </w:pPr>
-      <w:r>
-        <w:rPr>
-          <w:rFonts w:ascii="Times New Roman" w:hAnsi="Times New Roman" w:cs="Times New Roman"/>
           <w:noProof/>
           <w:sz w:val="28"/>
           <w:szCs w:val="28"/>
         </w:rPr>
+        <w:lastRenderedPageBreak/>
         <w:drawing>
-          <wp:inline distT="0" distB="0" distL="0" distR="0" wp14:anchorId="04497F9F" wp14:editId="0F8EAA21">
-            <wp:extent cx="5580000" cy="2791491"/>
-            <wp:effectExtent l="0" t="0" r="1905" b="8890"/>
-            <wp:docPr id="15" name="Рисунок 15"/>
+          <wp:inline distT="0" distB="0" distL="0" distR="0" wp14:anchorId="06AA53A8" wp14:editId="0BD3C25C">
+            <wp:extent cx="5580000" cy="2721378"/>
+            <wp:effectExtent l="0" t="0" r="1905" b="3175"/>
+            <wp:docPr id="23" name="Рисунок 23"/>
             <wp:cNvGraphicFramePr>
               <a:graphicFrameLocks xmlns:a="http://schemas.openxmlformats.org/drawingml/2006/main" noChangeAspect="1"/>
             </wp:cNvGraphicFramePr>
@@ -10101,7 +9627,7 @@
                   <pic:spPr>
                     <a:xfrm>
                       <a:off x="0" y="0"/>
-                      <a:ext cx="5580000" cy="2791491"/>
+                      <a:ext cx="5580000" cy="2721378"/>
                     </a:xfrm>
                     <a:prstGeom prst="rect">
                       <a:avLst/>
@@ -10131,36 +9657,98 @@
           <w:sz w:val="28"/>
           <w:szCs w:val="28"/>
         </w:rPr>
-        <w:t>Рисунок 1</w:t>
-      </w:r>
-      <w:r>
-        <w:rPr>
-          <w:rFonts w:ascii="Times New Roman" w:hAnsi="Times New Roman" w:cs="Times New Roman"/>
-          <w:sz w:val="28"/>
-          <w:szCs w:val="28"/>
-        </w:rPr>
-        <w:t>4</w:t>
-      </w:r>
-      <w:r>
-        <w:rPr>
-          <w:rFonts w:ascii="Times New Roman" w:hAnsi="Times New Roman" w:cs="Times New Roman"/>
-          <w:sz w:val="28"/>
-          <w:szCs w:val="28"/>
-        </w:rPr>
-        <w:t xml:space="preserve"> – Административная панель: список пользователей с поиском и сортировкой</w:t>
-      </w:r>
-    </w:p>
-    <w:p>
-      <w:pPr>
-        <w:spacing w:after="160" w:line="360" w:lineRule="auto"/>
-        <w:ind w:firstLine="709"/>
-        <w:jc w:val="center"/>
-        <w:rPr>
-          <w:rFonts w:ascii="Times New Roman" w:hAnsi="Times New Roman" w:cs="Times New Roman"/>
-          <w:sz w:val="28"/>
-          <w:szCs w:val="28"/>
-        </w:rPr>
-      </w:pPr>
+        <w:t>Рисун</w:t>
+      </w:r>
+      <w:r>
+        <w:rPr>
+          <w:rFonts w:ascii="Times New Roman" w:hAnsi="Times New Roman" w:cs="Times New Roman"/>
+          <w:sz w:val="28"/>
+          <w:szCs w:val="28"/>
+        </w:rPr>
+        <w:t>ки</w:t>
+      </w:r>
+      <w:r>
+        <w:rPr>
+          <w:rFonts w:ascii="Times New Roman" w:hAnsi="Times New Roman" w:cs="Times New Roman"/>
+          <w:sz w:val="28"/>
+          <w:szCs w:val="28"/>
+        </w:rPr>
+        <w:t xml:space="preserve"> </w:t>
+      </w:r>
+      <w:r>
+        <w:rPr>
+          <w:rFonts w:ascii="Times New Roman" w:hAnsi="Times New Roman" w:cs="Times New Roman"/>
+          <w:sz w:val="28"/>
+          <w:szCs w:val="28"/>
+        </w:rPr>
+        <w:t>10-11</w:t>
+      </w:r>
+      <w:r>
+        <w:rPr>
+          <w:rFonts w:ascii="Times New Roman" w:hAnsi="Times New Roman" w:cs="Times New Roman"/>
+          <w:sz w:val="28"/>
+          <w:szCs w:val="28"/>
+        </w:rPr>
+        <w:t xml:space="preserve"> – Приёмная комиссия: список заявлений на рассмотрении с панелью массовых действий</w:t>
+      </w:r>
+    </w:p>
+    <w:p>
+      <w:pPr>
+        <w:spacing w:after="160" w:line="360" w:lineRule="auto"/>
+        <w:ind w:firstLine="709"/>
+        <w:jc w:val="both"/>
+        <w:rPr>
+          <w:rFonts w:ascii="Times New Roman" w:hAnsi="Times New Roman" w:cs="Times New Roman"/>
+          <w:sz w:val="28"/>
+          <w:szCs w:val="28"/>
+        </w:rPr>
+      </w:pPr>
+    </w:p>
+    <w:p>
+      <w:pPr>
+        <w:spacing w:after="160" w:line="360" w:lineRule="auto"/>
+        <w:ind w:firstLine="709"/>
+        <w:jc w:val="both"/>
+        <w:rPr>
+          <w:rFonts w:ascii="Times New Roman" w:hAnsi="Times New Roman" w:cs="Times New Roman"/>
+          <w:sz w:val="28"/>
+          <w:szCs w:val="28"/>
+        </w:rPr>
+      </w:pPr>
+      <w:r>
+        <w:rPr>
+          <w:rFonts w:ascii="Times New Roman" w:hAnsi="Times New Roman" w:cs="Times New Roman"/>
+          <w:sz w:val="28"/>
+          <w:szCs w:val="28"/>
+        </w:rPr>
+        <w:t>8. Административная панель (`/</w:t>
+      </w:r>
+      <w:proofErr w:type="spellStart"/>
+      <w:r>
+        <w:rPr>
+          <w:rFonts w:ascii="Times New Roman" w:hAnsi="Times New Roman" w:cs="Times New Roman"/>
+          <w:sz w:val="28"/>
+          <w:szCs w:val="28"/>
+        </w:rPr>
+        <w:t>admin</w:t>
+      </w:r>
+      <w:proofErr w:type="spellEnd"/>
+      <w:r>
+        <w:rPr>
+          <w:rFonts w:ascii="Times New Roman" w:hAnsi="Times New Roman" w:cs="Times New Roman"/>
+          <w:sz w:val="28"/>
+          <w:szCs w:val="28"/>
+        </w:rPr>
+        <w:t>`) – статистика, управление факультетами (CRUD, выбор иконок), управление специальностями (CRUD, вступительные испытания), управление пользователями (таблица, сортировка, поиск, смена роли, редактирование профиля), управление FAQ (CRUD, порядок, статус, массовое добавление стандартных вопросов).</w:t>
+      </w:r>
+      <w:r>
+        <w:rPr>
+          <w:rFonts w:ascii="Times New Roman" w:hAnsi="Times New Roman" w:cs="Times New Roman"/>
+          <w:sz w:val="28"/>
+          <w:szCs w:val="28"/>
+        </w:rPr>
+        <w:t xml:space="preserve"> (Рисунки 12-15)</w:t>
+      </w:r>
     </w:p>
     <w:p>
       <w:pPr>
@@ -10180,12 +9768,11 @@
           <w:sz w:val="28"/>
           <w:szCs w:val="28"/>
         </w:rPr>
-        <w:lastRenderedPageBreak/>
         <w:drawing>
-          <wp:inline distT="0" distB="0" distL="0" distR="0" wp14:anchorId="442D5FB9" wp14:editId="214B03AA">
-            <wp:extent cx="5580000" cy="2754510"/>
-            <wp:effectExtent l="0" t="0" r="1905" b="8255"/>
-            <wp:docPr id="17" name="Рисунок 17"/>
+          <wp:inline distT="0" distB="0" distL="0" distR="0" wp14:anchorId="0305E0DB" wp14:editId="2542DE32">
+            <wp:extent cx="5580000" cy="2760475"/>
+            <wp:effectExtent l="0" t="0" r="1905" b="1905"/>
+            <wp:docPr id="13" name="Рисунок 13"/>
             <wp:cNvGraphicFramePr>
               <a:graphicFrameLocks xmlns:a="http://schemas.openxmlformats.org/drawingml/2006/main" noChangeAspect="1"/>
             </wp:cNvGraphicFramePr>
@@ -10205,6 +9792,304 @@
                   <pic:spPr>
                     <a:xfrm>
                       <a:off x="0" y="0"/>
+                      <a:ext cx="5580000" cy="2760475"/>
+                    </a:xfrm>
+                    <a:prstGeom prst="rect">
+                      <a:avLst/>
+                    </a:prstGeom>
+                  </pic:spPr>
+                </pic:pic>
+              </a:graphicData>
+            </a:graphic>
+          </wp:inline>
+        </w:drawing>
+      </w:r>
+    </w:p>
+    <w:p>
+      <w:pPr>
+        <w:spacing w:after="160" w:line="360" w:lineRule="auto"/>
+        <w:ind w:firstLine="709"/>
+        <w:jc w:val="center"/>
+        <w:rPr>
+          <w:rFonts w:ascii="Times New Roman" w:hAnsi="Times New Roman" w:cs="Times New Roman"/>
+          <w:sz w:val="28"/>
+          <w:szCs w:val="28"/>
+        </w:rPr>
+      </w:pPr>
+      <w:r>
+        <w:rPr>
+          <w:rFonts w:ascii="Times New Roman" w:hAnsi="Times New Roman" w:cs="Times New Roman"/>
+          <w:sz w:val="28"/>
+          <w:szCs w:val="28"/>
+        </w:rPr>
+        <w:t>Рисунок 1</w:t>
+      </w:r>
+      <w:r>
+        <w:rPr>
+          <w:rFonts w:ascii="Times New Roman" w:hAnsi="Times New Roman" w:cs="Times New Roman"/>
+          <w:sz w:val="28"/>
+          <w:szCs w:val="28"/>
+        </w:rPr>
+        <w:t>2</w:t>
+      </w:r>
+      <w:r>
+        <w:rPr>
+          <w:rFonts w:ascii="Times New Roman" w:hAnsi="Times New Roman" w:cs="Times New Roman"/>
+          <w:sz w:val="28"/>
+          <w:szCs w:val="28"/>
+        </w:rPr>
+        <w:t xml:space="preserve"> – Административная панель: список факультетов с возможностью редактирования</w:t>
+      </w:r>
+    </w:p>
+    <w:p>
+      <w:pPr>
+        <w:spacing w:after="160" w:line="360" w:lineRule="auto"/>
+        <w:ind w:firstLine="709"/>
+        <w:jc w:val="both"/>
+        <w:rPr>
+          <w:rFonts w:ascii="Times New Roman" w:hAnsi="Times New Roman" w:cs="Times New Roman"/>
+          <w:sz w:val="28"/>
+          <w:szCs w:val="28"/>
+        </w:rPr>
+      </w:pPr>
+    </w:p>
+    <w:p>
+      <w:pPr>
+        <w:spacing w:after="160" w:line="360" w:lineRule="auto"/>
+        <w:ind w:firstLine="709"/>
+        <w:jc w:val="both"/>
+        <w:rPr>
+          <w:rFonts w:ascii="Times New Roman" w:hAnsi="Times New Roman" w:cs="Times New Roman"/>
+          <w:sz w:val="28"/>
+          <w:szCs w:val="28"/>
+        </w:rPr>
+      </w:pPr>
+      <w:r>
+        <w:rPr>
+          <w:rFonts w:ascii="Times New Roman" w:hAnsi="Times New Roman" w:cs="Times New Roman"/>
+          <w:noProof/>
+          <w:sz w:val="28"/>
+          <w:szCs w:val="28"/>
+        </w:rPr>
+        <w:drawing>
+          <wp:inline distT="0" distB="0" distL="0" distR="0" wp14:anchorId="12E7D539" wp14:editId="203FE747">
+            <wp:extent cx="5580000" cy="2770615"/>
+            <wp:effectExtent l="0" t="0" r="1905" b="0"/>
+            <wp:docPr id="14" name="Рисунок 14"/>
+            <wp:cNvGraphicFramePr>
+              <a:graphicFrameLocks xmlns:a="http://schemas.openxmlformats.org/drawingml/2006/main" noChangeAspect="1"/>
+            </wp:cNvGraphicFramePr>
+            <a:graphic xmlns:a="http://schemas.openxmlformats.org/drawingml/2006/main">
+              <a:graphicData uri="http://schemas.openxmlformats.org/drawingml/2006/picture">
+                <pic:pic xmlns:pic="http://schemas.openxmlformats.org/drawingml/2006/picture">
+                  <pic:nvPicPr>
+                    <pic:cNvPr id="1" name=""/>
+                    <pic:cNvPicPr/>
+                  </pic:nvPicPr>
+                  <pic:blipFill>
+                    <a:blip r:embed="rId22"/>
+                    <a:stretch>
+                      <a:fillRect/>
+                    </a:stretch>
+                  </pic:blipFill>
+                  <pic:spPr>
+                    <a:xfrm>
+                      <a:off x="0" y="0"/>
+                      <a:ext cx="5580000" cy="2770615"/>
+                    </a:xfrm>
+                    <a:prstGeom prst="rect">
+                      <a:avLst/>
+                    </a:prstGeom>
+                  </pic:spPr>
+                </pic:pic>
+              </a:graphicData>
+            </a:graphic>
+          </wp:inline>
+        </w:drawing>
+      </w:r>
+    </w:p>
+    <w:p>
+      <w:pPr>
+        <w:spacing w:after="160" w:line="360" w:lineRule="auto"/>
+        <w:ind w:firstLine="709"/>
+        <w:jc w:val="center"/>
+        <w:rPr>
+          <w:rFonts w:ascii="Times New Roman" w:hAnsi="Times New Roman" w:cs="Times New Roman"/>
+          <w:sz w:val="28"/>
+          <w:szCs w:val="28"/>
+        </w:rPr>
+      </w:pPr>
+      <w:r>
+        <w:rPr>
+          <w:rFonts w:ascii="Times New Roman" w:hAnsi="Times New Roman" w:cs="Times New Roman"/>
+          <w:sz w:val="28"/>
+          <w:szCs w:val="28"/>
+        </w:rPr>
+        <w:t>Рисунок 1</w:t>
+      </w:r>
+      <w:r>
+        <w:rPr>
+          <w:rFonts w:ascii="Times New Roman" w:hAnsi="Times New Roman" w:cs="Times New Roman"/>
+          <w:sz w:val="28"/>
+          <w:szCs w:val="28"/>
+        </w:rPr>
+        <w:t>3</w:t>
+      </w:r>
+      <w:r>
+        <w:rPr>
+          <w:rFonts w:ascii="Times New Roman" w:hAnsi="Times New Roman" w:cs="Times New Roman"/>
+          <w:sz w:val="28"/>
+          <w:szCs w:val="28"/>
+        </w:rPr>
+        <w:t xml:space="preserve"> – Административная панель: редактирование специальности с настройкой вступительных испытаний</w:t>
+      </w:r>
+    </w:p>
+    <w:p>
+      <w:pPr>
+        <w:spacing w:after="160" w:line="360" w:lineRule="auto"/>
+        <w:ind w:firstLine="709"/>
+        <w:jc w:val="both"/>
+        <w:rPr>
+          <w:rFonts w:ascii="Times New Roman" w:hAnsi="Times New Roman" w:cs="Times New Roman"/>
+          <w:sz w:val="28"/>
+          <w:szCs w:val="28"/>
+        </w:rPr>
+      </w:pPr>
+      <w:r>
+        <w:rPr>
+          <w:rFonts w:ascii="Times New Roman" w:hAnsi="Times New Roman" w:cs="Times New Roman"/>
+          <w:noProof/>
+          <w:sz w:val="28"/>
+          <w:szCs w:val="28"/>
+        </w:rPr>
+        <w:drawing>
+          <wp:inline distT="0" distB="0" distL="0" distR="0" wp14:anchorId="04497F9F" wp14:editId="0F8EAA21">
+            <wp:extent cx="5580000" cy="2791491"/>
+            <wp:effectExtent l="0" t="0" r="1905" b="8890"/>
+            <wp:docPr id="15" name="Рисунок 15"/>
+            <wp:cNvGraphicFramePr>
+              <a:graphicFrameLocks xmlns:a="http://schemas.openxmlformats.org/drawingml/2006/main" noChangeAspect="1"/>
+            </wp:cNvGraphicFramePr>
+            <a:graphic xmlns:a="http://schemas.openxmlformats.org/drawingml/2006/main">
+              <a:graphicData uri="http://schemas.openxmlformats.org/drawingml/2006/picture">
+                <pic:pic xmlns:pic="http://schemas.openxmlformats.org/drawingml/2006/picture">
+                  <pic:nvPicPr>
+                    <pic:cNvPr id="1" name=""/>
+                    <pic:cNvPicPr/>
+                  </pic:nvPicPr>
+                  <pic:blipFill>
+                    <a:blip r:embed="rId23"/>
+                    <a:stretch>
+                      <a:fillRect/>
+                    </a:stretch>
+                  </pic:blipFill>
+                  <pic:spPr>
+                    <a:xfrm>
+                      <a:off x="0" y="0"/>
+                      <a:ext cx="5580000" cy="2791491"/>
+                    </a:xfrm>
+                    <a:prstGeom prst="rect">
+                      <a:avLst/>
+                    </a:prstGeom>
+                  </pic:spPr>
+                </pic:pic>
+              </a:graphicData>
+            </a:graphic>
+          </wp:inline>
+        </w:drawing>
+      </w:r>
+    </w:p>
+    <w:p>
+      <w:pPr>
+        <w:spacing w:after="160" w:line="360" w:lineRule="auto"/>
+        <w:ind w:firstLine="709"/>
+        <w:jc w:val="center"/>
+        <w:rPr>
+          <w:rFonts w:ascii="Times New Roman" w:hAnsi="Times New Roman" w:cs="Times New Roman"/>
+          <w:sz w:val="28"/>
+          <w:szCs w:val="28"/>
+        </w:rPr>
+      </w:pPr>
+      <w:r>
+        <w:rPr>
+          <w:rFonts w:ascii="Times New Roman" w:hAnsi="Times New Roman" w:cs="Times New Roman"/>
+          <w:sz w:val="28"/>
+          <w:szCs w:val="28"/>
+        </w:rPr>
+        <w:t>Рисунок 1</w:t>
+      </w:r>
+      <w:r>
+        <w:rPr>
+          <w:rFonts w:ascii="Times New Roman" w:hAnsi="Times New Roman" w:cs="Times New Roman"/>
+          <w:sz w:val="28"/>
+          <w:szCs w:val="28"/>
+        </w:rPr>
+        <w:t>4</w:t>
+      </w:r>
+      <w:r>
+        <w:rPr>
+          <w:rFonts w:ascii="Times New Roman" w:hAnsi="Times New Roman" w:cs="Times New Roman"/>
+          <w:sz w:val="28"/>
+          <w:szCs w:val="28"/>
+        </w:rPr>
+        <w:t xml:space="preserve"> – Административная панель: список пользователей с поиском и сортировкой</w:t>
+      </w:r>
+    </w:p>
+    <w:p>
+      <w:pPr>
+        <w:spacing w:after="160" w:line="360" w:lineRule="auto"/>
+        <w:ind w:firstLine="709"/>
+        <w:jc w:val="center"/>
+        <w:rPr>
+          <w:rFonts w:ascii="Times New Roman" w:hAnsi="Times New Roman" w:cs="Times New Roman"/>
+          <w:sz w:val="28"/>
+          <w:szCs w:val="28"/>
+        </w:rPr>
+      </w:pPr>
+    </w:p>
+    <w:p>
+      <w:pPr>
+        <w:spacing w:after="160" w:line="360" w:lineRule="auto"/>
+        <w:ind w:firstLine="709"/>
+        <w:jc w:val="both"/>
+        <w:rPr>
+          <w:rFonts w:ascii="Times New Roman" w:hAnsi="Times New Roman" w:cs="Times New Roman"/>
+          <w:sz w:val="28"/>
+          <w:szCs w:val="28"/>
+        </w:rPr>
+      </w:pPr>
+      <w:r>
+        <w:rPr>
+          <w:rFonts w:ascii="Times New Roman" w:hAnsi="Times New Roman" w:cs="Times New Roman"/>
+          <w:noProof/>
+          <w:sz w:val="28"/>
+          <w:szCs w:val="28"/>
+        </w:rPr>
+        <w:lastRenderedPageBreak/>
+        <w:drawing>
+          <wp:inline distT="0" distB="0" distL="0" distR="0" wp14:anchorId="442D5FB9" wp14:editId="214B03AA">
+            <wp:extent cx="5580000" cy="2754510"/>
+            <wp:effectExtent l="0" t="0" r="1905" b="8255"/>
+            <wp:docPr id="17" name="Рисунок 17"/>
+            <wp:cNvGraphicFramePr>
+              <a:graphicFrameLocks xmlns:a="http://schemas.openxmlformats.org/drawingml/2006/main" noChangeAspect="1"/>
+            </wp:cNvGraphicFramePr>
+            <a:graphic xmlns:a="http://schemas.openxmlformats.org/drawingml/2006/main">
+              <a:graphicData uri="http://schemas.openxmlformats.org/drawingml/2006/picture">
+                <pic:pic xmlns:pic="http://schemas.openxmlformats.org/drawingml/2006/picture">
+                  <pic:nvPicPr>
+                    <pic:cNvPr id="1" name=""/>
+                    <pic:cNvPicPr/>
+                  </pic:nvPicPr>
+                  <pic:blipFill>
+                    <a:blip r:embed="rId24"/>
+                    <a:stretch>
+                      <a:fillRect/>
+                    </a:stretch>
+                  </pic:blipFill>
+                  <pic:spPr>
+                    <a:xfrm>
+                      <a:off x="0" y="0"/>
                       <a:ext cx="5580000" cy="2754510"/>
                     </a:xfrm>
                     <a:prstGeom prst="rect">
@@ -10973,6 +10858,7 @@
           <w:sz w:val="28"/>
           <w:szCs w:val="28"/>
         </w:rPr>
+        <w:lastRenderedPageBreak/>
         <w:t>ролевая</w:t>
       </w:r>
       <w:r>
@@ -11155,7 +11041,6 @@
           <w:sz w:val="28"/>
           <w:szCs w:val="28"/>
         </w:rPr>
-        <w:lastRenderedPageBreak/>
         <w:t>админ-панель (факультеты, специальности, пользователи);</w:t>
       </w:r>
     </w:p>
@@ -11643,6 +11528,7 @@
           <w:sz w:val="28"/>
           <w:szCs w:val="28"/>
         </w:rPr>
+        <w:lastRenderedPageBreak/>
         <w:t>Резервное копирование:</w:t>
       </w:r>
     </w:p>
@@ -11697,7 +11583,6 @@
                 <w:sz w:val="28"/>
                 <w:szCs w:val="28"/>
               </w:rPr>
-              <w:lastRenderedPageBreak/>
               <w:t>Компонент</w:t>
             </w:r>
           </w:p>
@@ -12459,6 +12344,7 @@
           <w:sz w:val="28"/>
           <w:szCs w:val="28"/>
         </w:rPr>
+        <w:lastRenderedPageBreak/>
         <w:t xml:space="preserve">2. Переход на промышленную СУБД – </w:t>
       </w:r>
       <w:proofErr w:type="spellStart"/>
@@ -13285,7 +13171,7 @@
           <w:sz w:val="28"/>
           <w:szCs w:val="28"/>
         </w:rPr>
-        <w:t xml:space="preserve">, включающая все необходимые маршруты для обработки HTTP-запросов, аутентификации и авторизации пользователей, загрузки файлов, а также взаимодействия с базой данных. Разработана клиентская часть с использованием HTML5, CSS3 и JavaScript, обеспечивающая удобный и интуитивно понятный пользовательский интерфейс. Реализованы механизмы загрузки и хранения файлов, включая документы абитуриентов, аватары пользователей и PDF-файлы приказов о зачислении. Создана ролевая модель доступа, позволяющая разграничивать функциональность для семи типов пользователей: аутентифицированный пользователь, абитуриент, студент, преподаватель, сотрудник, ректор и администратор. Обеспечена возможность управления </w:t>
+        <w:t xml:space="preserve">, включающая все необходимые маршруты для обработки HTTP-запросов, аутентификации и авторизации пользователей, загрузки файлов, а также взаимодействия с базой данных. Разработана клиентская часть с использованием HTML5, CSS3 и JavaScript, обеспечивающая удобный и интуитивно понятный пользовательский интерфейс. Реализованы механизмы загрузки и хранения файлов, включая документы абитуриентов, аватары пользователей и PDF-файлы приказов о зачислении. Создана ролевая модель доступа, позволяющая разграничивать функциональность для семи типов пользователей: аутентифицированный пользователь, абитуриент, студент, преподаватель, </w:t>
       </w:r>
       <w:r>
         <w:rPr>
@@ -13294,7 +13180,7 @@
           <w:szCs w:val="28"/>
         </w:rPr>
         <w:lastRenderedPageBreak/>
-        <w:t>справочной информацией через административный интерфейс, включая управление факультетами, специальностями, пользователями и часто задаваемыми вопросами.</w:t>
+        <w:t>сотрудник, ректор и администратор. Обеспечена возможность управления справочной информацией через административный интерфейс, включая управление факультетами, специальностями, пользователями и часто задаваемыми вопросами.</w:t>
       </w:r>
     </w:p>
     <w:p>
@@ -13332,7 +13218,7 @@
           <w:sz w:val="28"/>
           <w:szCs w:val="28"/>
         </w:rPr>
-        <w:t xml:space="preserve">; формировать предложения о зачислении и издавать приказы о зачислении с загрузкой PDF-файлов. Для администратора предусмотрена полноценная панель управления, включающая управление факультетами (создание, редактирование, удаление с выбором иконок), управление специальностями (создание, редактирование, удаление с настройкой вступительных испытаний), управление пользователями (просмотр списка, изменение ролей, редактирование профилей, загрузка аватаров), а также управление часто задаваемыми вопросами (создание, редактирование, удаление, настройка порядка сортировки и статуса активности). Для всех пользователей предусмотрена возможность загрузки и обновления аватаров через AJAX без </w:t>
+        <w:t xml:space="preserve">; формировать предложения о зачислении и издавать приказы о зачислении с загрузкой PDF-файлов. Для администратора предусмотрена полноценная панель управления, включающая управление факультетами (создание, редактирование, удаление с выбором иконок), управление специальностями (создание, редактирование, удаление с настройкой вступительных испытаний), управление пользователями (просмотр списка, изменение ролей, редактирование профилей, загрузка аватаров), а также управление часто задаваемыми вопросами (создание, редактирование, удаление, </w:t>
       </w:r>
       <w:r>
         <w:rPr>
@@ -13341,7 +13227,7 @@
           <w:szCs w:val="28"/>
         </w:rPr>
         <w:lastRenderedPageBreak/>
-        <w:t>перезагрузки страницы, а также доступ к разделу часто задаваемых вопросов с поиском и раскрывающимися блоками ответов.</w:t>
+        <w:t>настройка порядка сортировки и статуса активности). Для всех пользователей предусмотрена возможность загрузки и обновления аватаров через AJAX без перезагрузки страницы, а также доступ к разделу часто задаваемых вопросов с поиском и раскрывающимися блоками ответов.</w:t>
       </w:r>
     </w:p>
     <w:p>
@@ -13491,16 +13377,8 @@
           <w:sz w:val="28"/>
           <w:szCs w:val="28"/>
         </w:rPr>
-        <w:t xml:space="preserve">В процессе разработки системы были выделены две основные версии. Первая версия (v1) представляла собой минимально жизнеспособный продукт с базовым функционалом: регистрация и аутентификация, создание моделей базы данных, </w:t>
-      </w:r>
-      <w:r>
-        <w:rPr>
-          <w:rFonts w:ascii="Times New Roman" w:hAnsi="Times New Roman" w:cs="Times New Roman"/>
-          <w:sz w:val="28"/>
-          <w:szCs w:val="28"/>
-        </w:rPr>
         <w:lastRenderedPageBreak/>
-        <w:t>подача документов, просмотр специальностей. В ходе тестовой эксплуатации были выявлены недостатки, которые были устранены при переходе ко второй версии (v2). Вторая версия включает полноценную ролевую модель, приёмную комиссию для ректора с массовой обработкой заявлений, механизм согласия на зачисление, административную панель, управление FAQ, загрузку аватаров через AJAX, API для динамической загрузки данных и значительно улучшенный пользовательский интерфейс. Переход от первой версии ко второй стал примером комплексного сопровождения, включающего корректирующее (исправление ошибок), адаптивное (подстройка под среду), совершенствующее (добавление функциональности) и профилактическое (рефакторинг и документирование) сопровождение.</w:t>
+        <w:t>В процессе разработки системы были выделены две основные версии. Первая версия (v1) представляла собой минимально жизнеспособный продукт с базовым функционалом: регистрация и аутентификация, создание моделей базы данных, подача документов, просмотр специальностей. В ходе тестовой эксплуатации были выявлены недостатки, которые были устранены при переходе ко второй версии (v2). Вторая версия включает полноценную ролевую модель, приёмную комиссию для ректора с массовой обработкой заявлений, механизм согласия на зачисление, административную панель, управление FAQ, загрузку аватаров через AJAX, API для динамической загрузки данных и значительно улучшенный пользовательский интерфейс. Переход от первой версии ко второй стал примером комплексного сопровождения, включающего корректирующее (исправление ошибок), адаптивное (подстройка под среду), совершенствующее (добавление функциональности) и профилактическое (рефакторинг и документирование) сопровождение.</w:t>
       </w:r>
     </w:p>
     <w:p>
@@ -13574,7 +13452,7 @@
           <w:sz w:val="28"/>
           <w:szCs w:val="28"/>
         </w:rPr>
-        <w:t xml:space="preserve"> для упрощения развёртывания и обеспечения воспроизводимости среды. Расширение функционала студента, включая реализацию разделов «Расписание занятий», «Успеваемость», «Электронная зачётная книжка», «Портфолио достижений», что превратит систему из инструмента приёмной кампании в полноценную образовательную платформу. Расширение функционала преподавателя, включая возможность выставлять оценки, загружать учебные материалы, создавать тесты и проверять задания студентов. Расширение функционала сотрудника, включая модуль кадрового учёта, управления договорами и формирования отчётности. Реализация функции восстановления пароля по электронной почте. Внедрение двухфакторной аутентификации для повышения безопасности учётных записей администратора и ректора. Добавление журнала аудита действий всех пользователей для обеспечения подотчётности. Адаптация системы под изменяющееся законодательство, включая </w:t>
+        <w:t xml:space="preserve"> для упрощения развёртывания и обеспечения воспроизводимости среды. Расширение функционала студента, включая реализацию разделов «Расписание занятий», «Успеваемость», «Электронная зачётная книжка», «Портфолио достижений», что превратит систему из инструмента приёмной кампании в полноценную образовательную платформу. Расширение функционала преподавателя, включая возможность выставлять оценки, загружать учебные материалы, создавать тесты и проверять задания студентов. Расширение функционала сотрудника, включая модуль кадрового учёта, управления договорами и формирования отчётности. Реализация функции восстановления пароля по электронной почте. Внедрение двухфакторной </w:t>
       </w:r>
       <w:r>
         <w:rPr>
@@ -13583,7 +13461,7 @@
           <w:szCs w:val="28"/>
         </w:rPr>
         <w:lastRenderedPageBreak/>
-        <w:t>требования к хранению персональных данных в соответствии с Федеральным законом №152-ФЗ.</w:t>
+        <w:t>аутентификации для повышения безопасности учётных записей администратора и ректора. Добавление журнала аудита действий всех пользователей для обеспечения подотчётности. Адаптация системы под изменяющееся законодательство, включая требования к хранению персональных данных в соответствии с Федеральным законом №152-ФЗ.</w:t>
       </w:r>
     </w:p>
     <w:p>
@@ -13627,7 +13505,7 @@
     <w:p>
       <w:pPr>
         <w:pStyle w:val="1"/>
-        <w:spacing w:line="360" w:lineRule="auto"/>
+        <w:spacing w:before="0" w:line="360" w:lineRule="auto"/>
       </w:pPr>
       <w:bookmarkStart w:id="15" w:name="_Toc230910008"/>
       <w:r>
@@ -14031,7 +13909,7 @@
     <w:p>
       <w:pPr>
         <w:pStyle w:val="1"/>
-        <w:spacing w:line="360" w:lineRule="auto"/>
+        <w:spacing w:before="0" w:line="360" w:lineRule="auto"/>
       </w:pPr>
       <w:bookmarkStart w:id="16" w:name="_Toc230910009"/>
       <w:r>
@@ -16040,24 +15918,13 @@
           <w:szCs w:val="28"/>
         </w:rPr>
       </w:pPr>
-    </w:p>
-    <w:p>
-      <w:pPr>
-        <w:spacing w:after="160" w:line="360" w:lineRule="auto"/>
-        <w:ind w:firstLine="709"/>
-        <w:jc w:val="both"/>
-        <w:rPr>
-          <w:rFonts w:ascii="Times New Roman" w:hAnsi="Times New Roman" w:cs="Times New Roman"/>
-          <w:sz w:val="28"/>
-          <w:szCs w:val="28"/>
-        </w:rPr>
-      </w:pPr>
-      <w:r>
-        <w:rPr>
-          <w:rFonts w:ascii="Times New Roman" w:hAnsi="Times New Roman" w:cs="Times New Roman"/>
-          <w:sz w:val="28"/>
-          <w:szCs w:val="28"/>
-        </w:rPr>
+      <w:r>
+        <w:rPr>
+          <w:rFonts w:ascii="Times New Roman" w:hAnsi="Times New Roman" w:cs="Times New Roman"/>
+          <w:sz w:val="28"/>
+          <w:szCs w:val="28"/>
+        </w:rPr>
+        <w:lastRenderedPageBreak/>
         <w:t>6. РЕКОМЕНДАЦИИ ПО ОСВОЕНИЮ</w:t>
       </w:r>
     </w:p>
@@ -16570,33 +16437,40 @@
     </w:p>
     <w:p>
       <w:pPr>
-        <w:spacing w:after="160" w:line="360" w:lineRule="auto"/>
-        <w:ind w:firstLine="709"/>
-        <w:jc w:val="both"/>
-        <w:rPr>
-          <w:rFonts w:ascii="Times New Roman" w:hAnsi="Times New Roman" w:cs="Times New Roman"/>
-          <w:sz w:val="28"/>
-          <w:szCs w:val="28"/>
-        </w:rPr>
-      </w:pPr>
-    </w:p>
-    <w:p>
-      <w:pPr>
-        <w:spacing w:after="160" w:line="360" w:lineRule="auto"/>
-        <w:ind w:firstLine="709"/>
-        <w:jc w:val="both"/>
-        <w:rPr>
-          <w:rFonts w:ascii="Times New Roman" w:hAnsi="Times New Roman" w:cs="Times New Roman"/>
-          <w:sz w:val="28"/>
-          <w:szCs w:val="28"/>
-        </w:rPr>
-      </w:pPr>
-      <w:r>
-        <w:rPr>
-          <w:rFonts w:ascii="Times New Roman" w:hAnsi="Times New Roman" w:cs="Times New Roman"/>
-          <w:sz w:val="28"/>
-          <w:szCs w:val="28"/>
-        </w:rPr>
+        <w:spacing w:after="160" w:line="259" w:lineRule="auto"/>
+        <w:rPr>
+          <w:rFonts w:ascii="Times New Roman" w:hAnsi="Times New Roman" w:cs="Times New Roman"/>
+          <w:sz w:val="28"/>
+          <w:szCs w:val="28"/>
+        </w:rPr>
+      </w:pPr>
+      <w:r>
+        <w:rPr>
+          <w:rFonts w:ascii="Times New Roman" w:hAnsi="Times New Roman" w:cs="Times New Roman"/>
+          <w:sz w:val="28"/>
+          <w:szCs w:val="28"/>
+        </w:rPr>
+        <w:br w:type="page"/>
+      </w:r>
+    </w:p>
+    <w:p>
+      <w:pPr>
+        <w:spacing w:after="160" w:line="360" w:lineRule="auto"/>
+        <w:ind w:firstLine="709"/>
+        <w:jc w:val="both"/>
+        <w:rPr>
+          <w:rFonts w:ascii="Times New Roman" w:hAnsi="Times New Roman" w:cs="Times New Roman"/>
+          <w:sz w:val="28"/>
+          <w:szCs w:val="28"/>
+        </w:rPr>
+      </w:pPr>
+      <w:r>
+        <w:rPr>
+          <w:rFonts w:ascii="Times New Roman" w:hAnsi="Times New Roman" w:cs="Times New Roman"/>
+          <w:sz w:val="28"/>
+          <w:szCs w:val="28"/>
+        </w:rPr>
+        <w:lastRenderedPageBreak/>
         <w:t>2. СОСТАВ И СТРУКТУРА СИСТЕМЫ</w:t>
       </w:r>
     </w:p>
@@ -16617,7 +16491,6 @@
           <w:sz w:val="28"/>
           <w:szCs w:val="28"/>
         </w:rPr>
-        <w:lastRenderedPageBreak/>
         <w:t>2.1. Программные компоненты</w:t>
       </w:r>
     </w:p>
@@ -17221,18 +17094,6 @@
     </w:p>
     <w:p>
       <w:pPr>
-        <w:spacing w:after="160" w:line="360" w:lineRule="auto"/>
-        <w:ind w:firstLine="709"/>
-        <w:jc w:val="both"/>
-        <w:rPr>
-          <w:rFonts w:ascii="Times New Roman" w:hAnsi="Times New Roman" w:cs="Times New Roman"/>
-          <w:sz w:val="28"/>
-          <w:szCs w:val="28"/>
-        </w:rPr>
-      </w:pPr>
-    </w:p>
-    <w:p>
-      <w:pPr>
         <w:pStyle w:val="a3"/>
         <w:numPr>
           <w:ilvl w:val="0"/>
@@ -17253,15 +17114,7 @@
           <w:sz w:val="28"/>
           <w:szCs w:val="28"/>
         </w:rPr>
-        <w:t>A</w:t>
-      </w:r>
-      <w:r>
-        <w:rPr>
-          <w:rFonts w:ascii="Times New Roman" w:hAnsi="Times New Roman" w:cs="Times New Roman"/>
-          <w:sz w:val="28"/>
-          <w:szCs w:val="28"/>
-        </w:rPr>
-        <w:t>uthenticated</w:t>
+        <w:t>Authenticated</w:t>
       </w:r>
       <w:proofErr w:type="spellEnd"/>
       <w:r>
@@ -17270,15 +17123,7 @@
           <w:sz w:val="28"/>
           <w:szCs w:val="28"/>
         </w:rPr>
-        <w:t xml:space="preserve"> - </w:t>
-      </w:r>
-      <w:r>
-        <w:rPr>
-          <w:rFonts w:ascii="Times New Roman" w:hAnsi="Times New Roman" w:cs="Times New Roman"/>
-          <w:sz w:val="28"/>
-          <w:szCs w:val="28"/>
-        </w:rPr>
-        <w:t>Просмотр специальностей</w:t>
+        <w:t xml:space="preserve"> - Просмотр специальностей</w:t>
       </w:r>
     </w:p>
     <w:p>
@@ -17303,15 +17148,7 @@
           <w:sz w:val="28"/>
           <w:szCs w:val="28"/>
         </w:rPr>
-        <w:t>A</w:t>
-      </w:r>
-      <w:r>
-        <w:rPr>
-          <w:rFonts w:ascii="Times New Roman" w:hAnsi="Times New Roman" w:cs="Times New Roman"/>
-          <w:sz w:val="28"/>
-          <w:szCs w:val="28"/>
-        </w:rPr>
-        <w:t>pplicant</w:t>
+        <w:t>Applicant</w:t>
       </w:r>
       <w:proofErr w:type="spellEnd"/>
       <w:r>
@@ -17320,15 +17157,7 @@
           <w:sz w:val="28"/>
           <w:szCs w:val="28"/>
         </w:rPr>
-        <w:t xml:space="preserve"> - </w:t>
-      </w:r>
-      <w:r>
-        <w:rPr>
-          <w:rFonts w:ascii="Times New Roman" w:hAnsi="Times New Roman" w:cs="Times New Roman"/>
-          <w:sz w:val="28"/>
-          <w:szCs w:val="28"/>
-        </w:rPr>
-        <w:t>Подача заявлений, отслеживание статуса</w:t>
+        <w:t xml:space="preserve"> - Подача заявлений, отслеживание статуса</w:t>
       </w:r>
     </w:p>
     <w:p>
@@ -17353,15 +17182,7 @@
           <w:sz w:val="28"/>
           <w:szCs w:val="28"/>
         </w:rPr>
-        <w:t>S</w:t>
-      </w:r>
-      <w:r>
-        <w:rPr>
-          <w:rFonts w:ascii="Times New Roman" w:hAnsi="Times New Roman" w:cs="Times New Roman"/>
-          <w:sz w:val="28"/>
-          <w:szCs w:val="28"/>
-        </w:rPr>
-        <w:t>tudent</w:t>
+        <w:t>Student</w:t>
       </w:r>
       <w:proofErr w:type="spellEnd"/>
       <w:r>
@@ -17370,15 +17191,7 @@
           <w:sz w:val="28"/>
           <w:szCs w:val="28"/>
         </w:rPr>
-        <w:t xml:space="preserve"> - </w:t>
-      </w:r>
-      <w:r>
-        <w:rPr>
-          <w:rFonts w:ascii="Times New Roman" w:hAnsi="Times New Roman" w:cs="Times New Roman"/>
-          <w:sz w:val="28"/>
-          <w:szCs w:val="28"/>
-        </w:rPr>
-        <w:t>Просмотр приказов</w:t>
+        <w:t xml:space="preserve"> - Просмотр приказов</w:t>
       </w:r>
     </w:p>
     <w:p>
@@ -17446,36 +17259,8 @@
           <w:sz w:val="28"/>
           <w:szCs w:val="28"/>
         </w:rPr>
-        <w:t xml:space="preserve"> -</w:t>
-      </w:r>
-      <w:r>
-        <w:rPr>
-          <w:rFonts w:ascii="Times New Roman" w:hAnsi="Times New Roman" w:cs="Times New Roman"/>
-          <w:sz w:val="28"/>
-          <w:szCs w:val="28"/>
-        </w:rPr>
-        <w:t xml:space="preserve"> </w:t>
-      </w:r>
-      <w:r>
-        <w:rPr>
-          <w:rFonts w:ascii="Times New Roman" w:hAnsi="Times New Roman" w:cs="Times New Roman"/>
-          <w:sz w:val="28"/>
-          <w:szCs w:val="28"/>
-        </w:rPr>
-        <w:t>Полное управление системой</w:t>
-      </w:r>
-    </w:p>
-    <w:p>
-      <w:pPr>
-        <w:spacing w:after="160" w:line="360" w:lineRule="auto"/>
-        <w:ind w:firstLine="709"/>
-        <w:jc w:val="both"/>
-        <w:rPr>
-          <w:rFonts w:ascii="Times New Roman" w:hAnsi="Times New Roman" w:cs="Times New Roman"/>
-          <w:sz w:val="28"/>
-          <w:szCs w:val="28"/>
-        </w:rPr>
-      </w:pPr>
+        <w:t xml:space="preserve"> - Полное управление системой</w:t>
+      </w:r>
     </w:p>
     <w:p>
       <w:pPr>
@@ -17953,18 +17738,6 @@
     </w:p>
     <w:p>
       <w:pPr>
-        <w:spacing w:after="160" w:line="360" w:lineRule="auto"/>
-        <w:ind w:firstLine="709"/>
-        <w:jc w:val="both"/>
-        <w:rPr>
-          <w:rFonts w:ascii="Times New Roman" w:hAnsi="Times New Roman" w:cs="Times New Roman"/>
-          <w:sz w:val="28"/>
-          <w:szCs w:val="28"/>
-        </w:rPr>
-      </w:pPr>
-    </w:p>
-    <w:p>
-      <w:pPr>
         <w:pStyle w:val="a3"/>
         <w:numPr>
           <w:ilvl w:val="0"/>
@@ -18244,39 +18017,27 @@
           <w:sz w:val="28"/>
           <w:szCs w:val="28"/>
         </w:rPr>
+        <w:t>приоритет (высокий/средний/низкий).</w:t>
+      </w:r>
+    </w:p>
+    <w:p>
+      <w:pPr>
+        <w:spacing w:after="160" w:line="360" w:lineRule="auto"/>
+        <w:ind w:firstLine="709"/>
+        <w:jc w:val="both"/>
+        <w:rPr>
+          <w:rFonts w:ascii="Times New Roman" w:hAnsi="Times New Roman" w:cs="Times New Roman"/>
+          <w:sz w:val="28"/>
+          <w:szCs w:val="28"/>
+        </w:rPr>
+      </w:pPr>
+      <w:r>
+        <w:rPr>
+          <w:rFonts w:ascii="Times New Roman" w:hAnsi="Times New Roman" w:cs="Times New Roman"/>
+          <w:sz w:val="28"/>
+          <w:szCs w:val="28"/>
+        </w:rPr>
         <w:lastRenderedPageBreak/>
-        <w:t>приоритет (высокий/средний/низкий).</w:t>
-      </w:r>
-    </w:p>
-    <w:p>
-      <w:pPr>
-        <w:spacing w:after="160" w:line="360" w:lineRule="auto"/>
-        <w:ind w:firstLine="709"/>
-        <w:jc w:val="both"/>
-        <w:rPr>
-          <w:rFonts w:ascii="Times New Roman" w:hAnsi="Times New Roman" w:cs="Times New Roman"/>
-          <w:sz w:val="28"/>
-          <w:szCs w:val="28"/>
-        </w:rPr>
-      </w:pPr>
-    </w:p>
-    <w:p>
-      <w:pPr>
-        <w:spacing w:after="160" w:line="360" w:lineRule="auto"/>
-        <w:ind w:firstLine="709"/>
-        <w:jc w:val="both"/>
-        <w:rPr>
-          <w:rFonts w:ascii="Times New Roman" w:hAnsi="Times New Roman" w:cs="Times New Roman"/>
-          <w:sz w:val="28"/>
-          <w:szCs w:val="28"/>
-        </w:rPr>
-      </w:pPr>
-      <w:r>
-        <w:rPr>
-          <w:rFonts w:ascii="Times New Roman" w:hAnsi="Times New Roman" w:cs="Times New Roman"/>
-          <w:sz w:val="28"/>
-          <w:szCs w:val="28"/>
-        </w:rPr>
         <w:t>5. РЕЗЕРВНОЕ КОПИРОВАНИЕ</w:t>
       </w:r>
     </w:p>
@@ -18866,18 +18627,6 @@
     </w:p>
     <w:p>
       <w:pPr>
-        <w:spacing w:after="160" w:line="360" w:lineRule="auto"/>
-        <w:ind w:firstLine="709"/>
-        <w:jc w:val="both"/>
-        <w:rPr>
-          <w:rFonts w:ascii="Times New Roman" w:hAnsi="Times New Roman" w:cs="Times New Roman"/>
-          <w:sz w:val="28"/>
-          <w:szCs w:val="28"/>
-        </w:rPr>
-      </w:pPr>
-    </w:p>
-    <w:p>
-      <w:pPr>
         <w:pStyle w:val="a3"/>
         <w:numPr>
           <w:ilvl w:val="0"/>
@@ -19006,18 +18755,6 @@
     </w:p>
     <w:p>
       <w:pPr>
-        <w:spacing w:after="160" w:line="360" w:lineRule="auto"/>
-        <w:ind w:firstLine="709"/>
-        <w:jc w:val="both"/>
-        <w:rPr>
-          <w:rFonts w:ascii="Times New Roman" w:hAnsi="Times New Roman" w:cs="Times New Roman"/>
-          <w:sz w:val="28"/>
-          <w:szCs w:val="28"/>
-        </w:rPr>
-      </w:pPr>
-    </w:p>
-    <w:p>
-      <w:pPr>
         <w:pStyle w:val="a3"/>
         <w:numPr>
           <w:ilvl w:val="0"/>
@@ -19117,7 +18854,6 @@
           <w:sz w:val="28"/>
           <w:szCs w:val="28"/>
         </w:rPr>
-        <w:lastRenderedPageBreak/>
         <w:t>6. ЛОГИРОВАНИЕ</w:t>
       </w:r>
     </w:p>
@@ -19171,15 +18907,7 @@
           <w:sz w:val="28"/>
           <w:szCs w:val="28"/>
         </w:rPr>
-        <w:t>P</w:t>
-      </w:r>
-      <w:r>
-        <w:rPr>
-          <w:rFonts w:ascii="Times New Roman" w:hAnsi="Times New Roman" w:cs="Times New Roman"/>
-          <w:sz w:val="28"/>
-          <w:szCs w:val="28"/>
-        </w:rPr>
-        <w:t>ython</w:t>
+        <w:t>Python</w:t>
       </w:r>
       <w:r>
         <w:rPr>
@@ -19209,6 +18937,7 @@
           <w:sz w:val="24"/>
           <w:szCs w:val="24"/>
         </w:rPr>
+        <w:lastRenderedPageBreak/>
         <w:t>import</w:t>
       </w:r>
       <w:proofErr w:type="spellEnd"/>
@@ -19240,6 +18969,7 @@
           <w:rFonts w:ascii="Consolas" w:hAnsi="Consolas" w:cs="Times New Roman"/>
           <w:sz w:val="24"/>
           <w:szCs w:val="24"/>
+          <w:lang w:val="en-US"/>
         </w:rPr>
       </w:pPr>
       <w:proofErr w:type="spellStart"/>
@@ -19249,6 +18979,7 @@
           <w:rFonts w:ascii="Consolas" w:hAnsi="Consolas" w:cs="Times New Roman"/>
           <w:sz w:val="24"/>
           <w:szCs w:val="24"/>
+          <w:lang w:val="en-US"/>
         </w:rPr>
         <w:t>logging.basicConfig</w:t>
       </w:r>
@@ -19259,55 +18990,21 @@
           <w:rFonts w:ascii="Consolas" w:hAnsi="Consolas" w:cs="Times New Roman"/>
           <w:sz w:val="24"/>
           <w:szCs w:val="24"/>
-        </w:rPr>
-        <w:t>(</w:t>
-      </w:r>
-      <w:proofErr w:type="spellStart"/>
-      <w:r>
+          <w:lang w:val="en-US"/>
+        </w:rPr>
+        <w:t>(filename='app.log', level=logging.INFO)</w:t>
+      </w:r>
+    </w:p>
+    <w:p>
+      <w:pPr>
+        <w:spacing w:after="160" w:line="360" w:lineRule="auto"/>
+        <w:ind w:firstLine="709"/>
+        <w:jc w:val="both"/>
         <w:rPr>
           <w:rFonts w:ascii="Consolas" w:hAnsi="Consolas" w:cs="Times New Roman"/>
           <w:sz w:val="24"/>
           <w:szCs w:val="24"/>
-        </w:rPr>
-        <w:t>filename</w:t>
-      </w:r>
-      <w:proofErr w:type="spellEnd"/>
-      <w:r>
-        <w:rPr>
-          <w:rFonts w:ascii="Consolas" w:hAnsi="Consolas" w:cs="Times New Roman"/>
-          <w:sz w:val="24"/>
-          <w:szCs w:val="24"/>
-        </w:rPr>
-        <w:t xml:space="preserve">='app.log', </w:t>
-      </w:r>
-      <w:proofErr w:type="spellStart"/>
-      <w:r>
-        <w:rPr>
-          <w:rFonts w:ascii="Consolas" w:hAnsi="Consolas" w:cs="Times New Roman"/>
-          <w:sz w:val="24"/>
-          <w:szCs w:val="24"/>
-        </w:rPr>
-        <w:t>level</w:t>
-      </w:r>
-      <w:proofErr w:type="spellEnd"/>
-      <w:r>
-        <w:rPr>
-          <w:rFonts w:ascii="Consolas" w:hAnsi="Consolas" w:cs="Times New Roman"/>
-          <w:sz w:val="24"/>
-          <w:szCs w:val="24"/>
-        </w:rPr>
-        <w:t>=logging.INFO)</w:t>
-      </w:r>
-    </w:p>
-    <w:p>
-      <w:pPr>
-        <w:spacing w:after="160" w:line="360" w:lineRule="auto"/>
-        <w:ind w:firstLine="709"/>
-        <w:jc w:val="both"/>
-        <w:rPr>
-          <w:rFonts w:ascii="Consolas" w:hAnsi="Consolas" w:cs="Times New Roman"/>
-          <w:sz w:val="24"/>
-          <w:szCs w:val="24"/>
+          <w:lang w:val="en-US"/>
         </w:rPr>
       </w:pPr>
     </w:p>
@@ -19788,7 +19485,6 @@
           <w:sz w:val="28"/>
           <w:szCs w:val="28"/>
         </w:rPr>
-        <w:lastRenderedPageBreak/>
         <w:t>git</w:t>
       </w:r>
       <w:proofErr w:type="spellEnd"/>
@@ -19956,24 +19652,13 @@
           <w:szCs w:val="28"/>
         </w:rPr>
       </w:pPr>
-    </w:p>
-    <w:p>
-      <w:pPr>
-        <w:spacing w:after="160" w:line="360" w:lineRule="auto"/>
-        <w:ind w:firstLine="709"/>
-        <w:jc w:val="both"/>
-        <w:rPr>
-          <w:rFonts w:ascii="Times New Roman" w:hAnsi="Times New Roman" w:cs="Times New Roman"/>
-          <w:sz w:val="28"/>
-          <w:szCs w:val="28"/>
-        </w:rPr>
-      </w:pPr>
-      <w:r>
-        <w:rPr>
-          <w:rFonts w:ascii="Times New Roman" w:hAnsi="Times New Roman" w:cs="Times New Roman"/>
-          <w:sz w:val="28"/>
-          <w:szCs w:val="28"/>
-        </w:rPr>
+      <w:r>
+        <w:rPr>
+          <w:rFonts w:ascii="Times New Roman" w:hAnsi="Times New Roman" w:cs="Times New Roman"/>
+          <w:sz w:val="28"/>
+          <w:szCs w:val="28"/>
+        </w:rPr>
+        <w:lastRenderedPageBreak/>
         <w:t>7.3. Откат</w:t>
       </w:r>
     </w:p>
@@ -20642,7 +20327,6 @@
           <w:sz w:val="28"/>
           <w:szCs w:val="28"/>
         </w:rPr>
-        <w:lastRenderedPageBreak/>
         <w:t>АИС</w:t>
       </w:r>
       <w:r>
@@ -20750,6 +20434,98 @@
     </w:sectPr>
   </w:body>
 </w:document>
+</file>
+
+<file path=word/endnotes.xml><?xml version="1.0" encoding="utf-8"?>
+<w:endnotes xmlns:wpc="http://schemas.microsoft.com/office/word/2010/wordprocessingCanvas" xmlns:cx="http://schemas.microsoft.com/office/drawing/2014/chartex" xmlns:cx1="http://schemas.microsoft.com/office/drawing/2015/9/8/chartex" xmlns:cx2="http://schemas.microsoft.com/office/drawing/2015/10/21/chartex" xmlns:cx3="http://schemas.microsoft.com/office/drawing/2016/5/9/chartex" xmlns:cx4="http://schemas.microsoft.com/office/drawing/2016/5/10/chartex" xmlns:cx5="http://schemas.microsoft.com/office/drawing/2016/5/11/chartex" xmlns:cx6="http://schemas.microsoft.com/office/drawing/2016/5/12/chartex" xmlns:cx7="http://schemas.microsoft.com/office/drawing/2016/5/13/chartex" xmlns:cx8="http://schemas.microsoft.com/office/drawing/2016/5/14/chartex" xmlns:mc="http://schemas.openxmlformats.org/markup-compatibility/2006" xmlns:aink="http://schemas.microsoft.com/office/drawing/2016/ink" xmlns:am3d="http://schemas.microsoft.com/office/drawing/2017/model3d" xmlns:o="urn:schemas-microsoft-com:office:office" xmlns:r="http://schemas.openxmlformats.org/officeDocument/2006/relationships" xmlns:m="http://schemas.openxmlformats.org/officeDocument/2006/math" xmlns:v="urn:schemas-microsoft-com:vml" xmlns:wp14="http://schemas.microsoft.com/office/word/2010/wordprocessingDrawing" xmlns:wp="http://schemas.openxmlformats.org/drawingml/2006/wordprocessingDrawing" xmlns:w10="urn:schemas-microsoft-com:office:word" xmlns:w="http://schemas.openxmlformats.org/wordprocessingml/2006/main" xmlns:w14="http://schemas.microsoft.com/office/word/2010/wordml" xmlns:w15="http://schemas.microsoft.com/office/word/2012/wordml" xmlns:w16cex="http://schemas.microsoft.com/office/word/2018/wordml/cex" xmlns:w16cid="http://schemas.microsoft.com/office/word/2016/wordml/cid" xmlns:w16="http://schemas.microsoft.com/office/word/2018/wordml" xmlns:w16sdtdh="http://schemas.microsoft.com/office/word/2020/wordml/sdtdatahash" xmlns:w16se="http://schemas.microsoft.com/office/word/2015/wordml/symex" xmlns:wpg="http://schemas.microsoft.com/office/word/2010/wordprocessingGroup" xmlns:wpi="http://schemas.microsoft.com/office/word/2010/wordprocessingInk" xmlns:wne="http://schemas.microsoft.com/office/word/2006/wordml" xmlns:wps="http://schemas.microsoft.com/office/word/2010/wordprocessingShape" mc:Ignorable="w14 w15 w16se w16cid w16 w16cex w16sdtdh wp14">
+  <w:endnote w:type="separator" w:id="-1">
+    <w:p>
+      <w:pPr>
+        <w:spacing w:after="0" w:line="240" w:lineRule="auto"/>
+      </w:pPr>
+      <w:r>
+        <w:separator/>
+      </w:r>
+    </w:p>
+  </w:endnote>
+  <w:endnote w:type="continuationSeparator" w:id="0">
+    <w:p>
+      <w:pPr>
+        <w:spacing w:after="0" w:line="240" w:lineRule="auto"/>
+      </w:pPr>
+      <w:r>
+        <w:continuationSeparator/>
+      </w:r>
+    </w:p>
+  </w:endnote>
+</w:endnotes>
+</file>
+
+<file path=word/footer1.xml><?xml version="1.0" encoding="utf-8"?>
+<w:ftr xmlns:wpc="http://schemas.microsoft.com/office/word/2010/wordprocessingCanvas" xmlns:cx="http://schemas.microsoft.com/office/drawing/2014/chartex" xmlns:cx1="http://schemas.microsoft.com/office/drawing/2015/9/8/chartex" xmlns:cx2="http://schemas.microsoft.com/office/drawing/2015/10/21/chartex" xmlns:cx3="http://schemas.microsoft.com/office/drawing/2016/5/9/chartex" xmlns:cx4="http://schemas.microsoft.com/office/drawing/2016/5/10/chartex" xmlns:cx5="http://schemas.microsoft.com/office/drawing/2016/5/11/chartex" xmlns:cx6="http://schemas.microsoft.com/office/drawing/2016/5/12/chartex" xmlns:cx7="http://schemas.microsoft.com/office/drawing/2016/5/13/chartex" xmlns:cx8="http://schemas.microsoft.com/office/drawing/2016/5/14/chartex" xmlns:mc="http://schemas.openxmlformats.org/markup-compatibility/2006" xmlns:aink="http://schemas.microsoft.com/office/drawing/2016/ink" xmlns:am3d="http://schemas.microsoft.com/office/drawing/2017/model3d" xmlns:o="urn:schemas-microsoft-com:office:office" xmlns:r="http://schemas.openxmlformats.org/officeDocument/2006/relationships" xmlns:m="http://schemas.openxmlformats.org/officeDocument/2006/math" xmlns:v="urn:schemas-microsoft-com:vml" xmlns:wp14="http://schemas.microsoft.com/office/word/2010/wordprocessingDrawing" xmlns:wp="http://schemas.openxmlformats.org/drawingml/2006/wordprocessingDrawing" xmlns:w10="urn:schemas-microsoft-com:office:word" xmlns:w="http://schemas.openxmlformats.org/wordprocessingml/2006/main" xmlns:w14="http://schemas.microsoft.com/office/word/2010/wordml" xmlns:w15="http://schemas.microsoft.com/office/word/2012/wordml" xmlns:w16cex="http://schemas.microsoft.com/office/word/2018/wordml/cex" xmlns:w16cid="http://schemas.microsoft.com/office/word/2016/wordml/cid" xmlns:w16="http://schemas.microsoft.com/office/word/2018/wordml" xmlns:w16sdtdh="http://schemas.microsoft.com/office/word/2020/wordml/sdtdatahash" xmlns:w16se="http://schemas.microsoft.com/office/word/2015/wordml/symex" xmlns:wpg="http://schemas.microsoft.com/office/word/2010/wordprocessingGroup" xmlns:wpi="http://schemas.microsoft.com/office/word/2010/wordprocessingInk" xmlns:wne="http://schemas.microsoft.com/office/word/2006/wordml" xmlns:wps="http://schemas.microsoft.com/office/word/2010/wordprocessingShape" mc:Ignorable="w14 w15 w16se w16cid w16 w16cex w16sdtdh wp14">
+  <w:sdt>
+    <w:sdtPr>
+      <w:id w:val="1796638922"/>
+      <w:docPartObj>
+        <w:docPartGallery w:val="Page Numbers (Bottom of Page)"/>
+        <w:docPartUnique/>
+      </w:docPartObj>
+    </w:sdtPr>
+    <w:sdtContent>
+      <w:p>
+        <w:pPr>
+          <w:pStyle w:val="ab"/>
+          <w:jc w:val="center"/>
+        </w:pPr>
+        <w:r>
+          <w:fldChar w:fldCharType="begin"/>
+        </w:r>
+        <w:r>
+          <w:instrText>PAGE   \* MERGEFORMAT</w:instrText>
+        </w:r>
+        <w:r>
+          <w:fldChar w:fldCharType="separate"/>
+        </w:r>
+        <w:r>
+          <w:t>2</w:t>
+        </w:r>
+        <w:r>
+          <w:fldChar w:fldCharType="end"/>
+        </w:r>
+      </w:p>
+    </w:sdtContent>
+  </w:sdt>
+  <w:p>
+    <w:pPr>
+      <w:pStyle w:val="ab"/>
+    </w:pPr>
+  </w:p>
+</w:ftr>
+</file>
+
+<file path=word/footnotes.xml><?xml version="1.0" encoding="utf-8"?>
+<w:footnotes xmlns:wpc="http://schemas.microsoft.com/office/word/2010/wordprocessingCanvas" xmlns:cx="http://schemas.microsoft.com/office/drawing/2014/chartex" xmlns:cx1="http://schemas.microsoft.com/office/drawing/2015/9/8/chartex" xmlns:cx2="http://schemas.microsoft.com/office/drawing/2015/10/21/chartex" xmlns:cx3="http://schemas.microsoft.com/office/drawing/2016/5/9/chartex" xmlns:cx4="http://schemas.microsoft.com/office/drawing/2016/5/10/chartex" xmlns:cx5="http://schemas.microsoft.com/office/drawing/2016/5/11/chartex" xmlns:cx6="http://schemas.microsoft.com/office/drawing/2016/5/12/chartex" xmlns:cx7="http://schemas.microsoft.com/office/drawing/2016/5/13/chartex" xmlns:cx8="http://schemas.microsoft.com/office/drawing/2016/5/14/chartex" xmlns:mc="http://schemas.openxmlformats.org/markup-compatibility/2006" xmlns:aink="http://schemas.microsoft.com/office/drawing/2016/ink" xmlns:am3d="http://schemas.microsoft.com/office/drawing/2017/model3d" xmlns:o="urn:schemas-microsoft-com:office:office" xmlns:r="http://schemas.openxmlformats.org/officeDocument/2006/relationships" xmlns:m="http://schemas.openxmlformats.org/officeDocument/2006/math" xmlns:v="urn:schemas-microsoft-com:vml" xmlns:wp14="http://schemas.microsoft.com/office/word/2010/wordprocessingDrawing" xmlns:wp="http://schemas.openxmlformats.org/drawingml/2006/wordprocessingDrawing" xmlns:w10="urn:schemas-microsoft-com:office:word" xmlns:w="http://schemas.openxmlformats.org/wordprocessingml/2006/main" xmlns:w14="http://schemas.microsoft.com/office/word/2010/wordml" xmlns:w15="http://schemas.microsoft.com/office/word/2012/wordml" xmlns:w16cex="http://schemas.microsoft.com/office/word/2018/wordml/cex" xmlns:w16cid="http://schemas.microsoft.com/office/word/2016/wordml/cid" xmlns:w16="http://schemas.microsoft.com/office/word/2018/wordml" xmlns:w16sdtdh="http://schemas.microsoft.com/office/word/2020/wordml/sdtdatahash" xmlns:w16se="http://schemas.microsoft.com/office/word/2015/wordml/symex" xmlns:wpg="http://schemas.microsoft.com/office/word/2010/wordprocessingGroup" xmlns:wpi="http://schemas.microsoft.com/office/word/2010/wordprocessingInk" xmlns:wne="http://schemas.microsoft.com/office/word/2006/wordml" xmlns:wps="http://schemas.microsoft.com/office/word/2010/wordprocessingShape" mc:Ignorable="w14 w15 w16se w16cid w16 w16cex w16sdtdh wp14">
+  <w:footnote w:type="separator" w:id="-1">
+    <w:p>
+      <w:pPr>
+        <w:spacing w:after="0" w:line="240" w:lineRule="auto"/>
+      </w:pPr>
+      <w:r>
+        <w:separator/>
+      </w:r>
+    </w:p>
+  </w:footnote>
+  <w:footnote w:type="continuationSeparator" w:id="0">
+    <w:p>
+      <w:pPr>
+        <w:spacing w:after="0" w:line="240" w:lineRule="auto"/>
+      </w:pPr>
+      <w:r>
+        <w:continuationSeparator/>
+      </w:r>
+    </w:p>
+  </w:footnote>
+</w:footnotes>
 </file>
 
 <file path=word/numbering.xml><?xml version="1.0" encoding="utf-8"?>
@@ -24402,6 +24178,50 @@
       <w:ind w:left="220"/>
     </w:pPr>
   </w:style>
+  <w:style w:type="paragraph" w:styleId="a9">
+    <w:name w:val="header"/>
+    <w:basedOn w:val="a"/>
+    <w:link w:val="aa"/>
+    <w:uiPriority w:val="99"/>
+    <w:unhideWhenUsed/>
+    <w:rsid w:val="0010072D"/>
+    <w:pPr>
+      <w:tabs>
+        <w:tab w:val="center" w:pos="4677"/>
+        <w:tab w:val="right" w:pos="9355"/>
+      </w:tabs>
+      <w:spacing w:after="0" w:line="240" w:lineRule="auto"/>
+    </w:pPr>
+  </w:style>
+  <w:style w:type="character" w:customStyle="1" w:styleId="aa">
+    <w:name w:val="Верхний колонтитул Знак"/>
+    <w:basedOn w:val="a0"/>
+    <w:link w:val="a9"/>
+    <w:uiPriority w:val="99"/>
+    <w:rsid w:val="0010072D"/>
+  </w:style>
+  <w:style w:type="paragraph" w:styleId="ab">
+    <w:name w:val="footer"/>
+    <w:basedOn w:val="a"/>
+    <w:link w:val="ac"/>
+    <w:uiPriority w:val="99"/>
+    <w:unhideWhenUsed/>
+    <w:rsid w:val="0010072D"/>
+    <w:pPr>
+      <w:tabs>
+        <w:tab w:val="center" w:pos="4677"/>
+        <w:tab w:val="right" w:pos="9355"/>
+      </w:tabs>
+      <w:spacing w:after="0" w:line="240" w:lineRule="auto"/>
+    </w:pPr>
+  </w:style>
+  <w:style w:type="character" w:customStyle="1" w:styleId="ac">
+    <w:name w:val="Нижний колонтитул Знак"/>
+    <w:basedOn w:val="a0"/>
+    <w:link w:val="ab"/>
+    <w:uiPriority w:val="99"/>
+    <w:rsid w:val="0010072D"/>
+  </w:style>
 </w:styles>
 </file>
 
